--- a/docs/ai_prompts_log_alecsli.docx
+++ b/docs/ai_prompts_log_alecsli.docx
@@ -284,6 +284,11 @@
       </w:r>
     </w:p>
     <w:p>
+      <w:pPr>
+        <w:rPr>
+          <w:lang w:val="en-US"/>
+        </w:rPr>
+      </w:pPr>
       <w:r>
         <w:rPr>
           <w:lang w:val="en-US"/>
@@ -291,21 +296,11 @@
         <w:t xml:space="preserve">*** </w:t>
       </w:r>
       <w:bookmarkStart w:id="1" w:name="_Hlk217557253"/>
-      <w:proofErr w:type="spellStart"/>
-      <w:r>
-        <w:t>Primary</w:t>
-      </w:r>
-      <w:proofErr w:type="spellEnd"/>
-      <w:r>
-        <w:t xml:space="preserve"> (Direct </w:t>
-      </w:r>
-      <w:proofErr w:type="spellStart"/>
-      <w:r>
-        <w:t>users</w:t>
-      </w:r>
-      <w:proofErr w:type="spellEnd"/>
-      <w:r>
-        <w:t>)</w:t>
+      <w:r>
+        <w:rPr>
+          <w:lang w:val="en-US"/>
+        </w:rPr>
+        <w:t>Primary (Direct users)</w:t>
       </w:r>
     </w:p>
     <w:p>
@@ -349,29 +344,16 @@
       </w:r>
     </w:p>
     <w:p>
-      <w:proofErr w:type="spellStart"/>
-      <w:r>
-        <w:t>Secondary</w:t>
-      </w:r>
-      <w:proofErr w:type="spellEnd"/>
-      <w:r>
-        <w:t xml:space="preserve"> (</w:t>
-      </w:r>
-      <w:proofErr w:type="spellStart"/>
-      <w:r>
-        <w:t>Indirect</w:t>
-      </w:r>
-      <w:proofErr w:type="spellEnd"/>
-      <w:r>
-        <w:t xml:space="preserve"> </w:t>
-      </w:r>
-      <w:proofErr w:type="spellStart"/>
-      <w:r>
-        <w:t>beneficiaries</w:t>
-      </w:r>
-      <w:proofErr w:type="spellEnd"/>
-      <w:r>
-        <w:t>)</w:t>
+      <w:pPr>
+        <w:rPr>
+          <w:lang w:val="en-US"/>
+        </w:rPr>
+      </w:pPr>
+      <w:r>
+        <w:rPr>
+          <w:lang w:val="en-US"/>
+        </w:rPr>
+        <w:t>Secondary (Indirect beneficiaries)</w:t>
       </w:r>
     </w:p>
     <w:p>
@@ -428,29 +410,16 @@
       </w:r>
     </w:p>
     <w:p>
-      <w:proofErr w:type="spellStart"/>
-      <w:r>
-        <w:t>Tertiary</w:t>
-      </w:r>
-      <w:proofErr w:type="spellEnd"/>
-      <w:r>
-        <w:t xml:space="preserve"> (Support / </w:t>
-      </w:r>
-      <w:proofErr w:type="spellStart"/>
-      <w:r>
-        <w:t>Enabling</w:t>
-      </w:r>
-      <w:proofErr w:type="spellEnd"/>
-      <w:r>
-        <w:t xml:space="preserve"> </w:t>
-      </w:r>
-      <w:proofErr w:type="spellStart"/>
-      <w:r>
-        <w:t>stakeholders</w:t>
-      </w:r>
-      <w:proofErr w:type="spellEnd"/>
-      <w:r>
-        <w:t>)</w:t>
+      <w:pPr>
+        <w:rPr>
+          <w:lang w:val="en-US"/>
+        </w:rPr>
+      </w:pPr>
+      <w:r>
+        <w:rPr>
+          <w:lang w:val="en-US"/>
+        </w:rPr>
+        <w:t>Tertiary (Support / Enabling stakeholders)</w:t>
       </w:r>
     </w:p>
     <w:p>
@@ -1045,13 +1014,7 @@
         <w:rPr>
           <w:lang w:val="en-US"/>
         </w:rPr>
-        <w:t>Make it compelling, specific, and highlight the unique split-screen feature.</w:t>
-      </w:r>
-      <w:r>
-        <w:rPr>
-          <w:lang w:val="en-US"/>
-        </w:rPr>
-        <w:t xml:space="preserve"> </w:t>
+        <w:t xml:space="preserve">Make it compelling, specific, and highlight the unique split-screen feature. </w:t>
       </w:r>
       <w:r>
         <w:rPr>
@@ -1174,13 +1137,7 @@
           <w:lang w:val="en-US"/>
         </w:rPr>
         <w:lastRenderedPageBreak/>
-        <w:t>Our product provides a unique real-time split-screen (2×2) display that shows up to four personalized workout plans at once, automatically tracks workout history, and delivers actionable progress analytics—allowing trainers to focus on coaching, not coordination.</w:t>
-      </w:r>
-      <w:r>
-        <w:rPr>
-          <w:lang w:val="en-US"/>
-        </w:rPr>
-        <w:t xml:space="preserve"> </w:t>
+        <w:t xml:space="preserve">Our product provides a unique real-time split-screen (2×2) display that shows up to four personalized workout plans at once, automatically tracks workout history, and delivers actionable progress analytics—allowing trainers to focus on coaching, not coordination. </w:t>
       </w:r>
       <w:bookmarkEnd w:id="2"/>
       <w:r>
@@ -1836,13 +1793,7 @@
         <w:rPr>
           <w:lang w:val="en-US"/>
         </w:rPr>
-        <w:t xml:space="preserve">25/12/2025, </w:t>
-      </w:r>
-      <w:r>
-        <w:rPr>
-          <w:lang w:val="en-US"/>
-        </w:rPr>
-        <w:t>16:00</w:t>
+        <w:t>25/12/2025, 16:00</w:t>
       </w:r>
     </w:p>
     <w:p>
@@ -2789,19 +2740,11 @@
         <w:t xml:space="preserve"> </w:t>
       </w:r>
       <w:bookmarkEnd w:id="3"/>
-      <w:proofErr w:type="gramStart"/>
-      <w:r>
-        <w:rPr>
-          <w:lang w:val="en-US"/>
-        </w:rPr>
-        <w:t>*</w:t>
-      </w:r>
-      <w:proofErr w:type="gramEnd"/>
-      <w:r>
-        <w:rPr>
-          <w:lang w:val="en-US"/>
-        </w:rPr>
-        <w:t>**</w:t>
+      <w:r>
+        <w:rPr>
+          <w:lang w:val="en-US"/>
+        </w:rPr>
+        <w:t>***</w:t>
       </w:r>
     </w:p>
     <w:p>
@@ -3929,13 +3872,7 @@
         <w:rPr>
           <w:lang w:val="en-US"/>
         </w:rPr>
-        <w:t xml:space="preserve"> </w:t>
-      </w:r>
-      <w:r>
-        <w:rPr>
-          <w:lang w:val="en-US"/>
-        </w:rPr>
-        <w:t xml:space="preserve">и </w:t>
+        <w:t xml:space="preserve"> и </w:t>
       </w:r>
       <w:r>
         <w:rPr>
@@ -4290,6 +4227,11 @@
       </w:r>
     </w:p>
     <w:p>
+      <w:pPr>
+        <w:rPr>
+          <w:lang w:val="en-US"/>
+        </w:rPr>
+      </w:pPr>
       <w:r>
         <w:rPr>
           <w:b/>
@@ -5098,6 +5040,11 @@
       </w:r>
     </w:p>
     <w:p>
+      <w:pPr>
+        <w:rPr>
+          <w:lang w:val="en-US"/>
+        </w:rPr>
+      </w:pPr>
       <w:r>
         <w:rPr>
           <w:b/>
@@ -5760,11 +5707,8 @@
         <w:pStyle w:val="2"/>
         <w:numPr>
           <w:ilvl w:val="0"/>
-          <w:numId w:val="17"/>
+          <w:numId w:val="14"/>
         </w:numPr>
-        <w:rPr>
-          <w:lang w:val="en-US"/>
-        </w:rPr>
       </w:pPr>
       <w:r>
         <w:rPr>
@@ -5772,6 +5716,9 @@
         </w:rPr>
         <w:t xml:space="preserve">Prompt: </w:t>
       </w:r>
+      <w:r>
+        <w:t>EXISTING ALTERNATIVES </w:t>
+      </w:r>
     </w:p>
     <w:p>
       <w:pPr>
@@ -5793,7 +5740,61 @@
         <w:rPr>
           <w:lang w:val="en-US"/>
         </w:rPr>
-        <w:t>25/12/2025, 16:20</w:t>
+        <w:t>02</w:t>
+      </w:r>
+      <w:r>
+        <w:rPr>
+          <w:lang w:val="en-US"/>
+        </w:rPr>
+        <w:t>/</w:t>
+      </w:r>
+      <w:r>
+        <w:rPr>
+          <w:lang w:val="en-US"/>
+        </w:rPr>
+        <w:t>0</w:t>
+      </w:r>
+      <w:r>
+        <w:rPr>
+          <w:lang w:val="en-US"/>
+        </w:rPr>
+        <w:t>1/202</w:t>
+      </w:r>
+      <w:r>
+        <w:rPr>
+          <w:lang w:val="en-US"/>
+        </w:rPr>
+        <w:t>6</w:t>
+      </w:r>
+      <w:r>
+        <w:rPr>
+          <w:lang w:val="en-US"/>
+        </w:rPr>
+        <w:t>, 1</w:t>
+      </w:r>
+      <w:r>
+        <w:rPr>
+          <w:lang w:val="en-US"/>
+        </w:rPr>
+        <w:t>2</w:t>
+      </w:r>
+      <w:r>
+        <w:rPr>
+          <w:lang w:val="en-US"/>
+        </w:rPr>
+        <w:t>:</w:t>
+      </w:r>
+      <w:r>
+        <w:rPr>
+          <w:lang w:val="en-US"/>
+        </w:rPr>
+        <w:t>3</w:t>
+      </w:r>
+      <w:r>
+        <w:rPr>
+          <w:lang w:val="en-US"/>
+        </w:rPr>
+        <w:t>0</w:t>
       </w:r>
     </w:p>
     <w:p>
@@ -5855,6 +5856,24 @@
         </w:rPr>
         <w:t xml:space="preserve"> </w:t>
       </w:r>
+      <w:r>
+        <w:rPr>
+          <w:lang w:val="en-US"/>
+        </w:rPr>
+        <w:t>Research and list</w:t>
+      </w:r>
+      <w:r>
+        <w:rPr>
+          <w:lang w:val="en-US"/>
+        </w:rPr>
+        <w:t xml:space="preserve"> </w:t>
+      </w:r>
+      <w:r>
+        <w:rPr>
+          <w:lang w:val="en-US"/>
+        </w:rPr>
+        <w:t>existing personal training management apps</w:t>
+      </w:r>
     </w:p>
     <w:p>
       <w:pPr>
@@ -5885,13 +5904,70 @@
         </w:rPr>
         <w:t xml:space="preserve">*** </w:t>
       </w:r>
-    </w:p>
-    <w:p>
-      <w:pPr>
-        <w:rPr>
-          <w:lang w:val="en-US"/>
-        </w:rPr>
-      </w:pPr>
+      <w:r>
+        <w:rPr>
+          <w:lang w:val="en-US"/>
+        </w:rPr>
+        <w:t>Research and list:</w:t>
+      </w:r>
+    </w:p>
+    <w:p>
+      <w:pPr>
+        <w:rPr>
+          <w:lang w:val="en-US"/>
+        </w:rPr>
+      </w:pPr>
+      <w:r>
+        <w:rPr>
+          <w:lang w:val="en-US"/>
+        </w:rPr>
+        <w:t>1. Top 3-5 existing personal training management apps</w:t>
+      </w:r>
+    </w:p>
+    <w:p>
+      <w:pPr>
+        <w:rPr>
+          <w:lang w:val="en-US"/>
+        </w:rPr>
+      </w:pPr>
+      <w:r>
+        <w:rPr>
+          <w:lang w:val="en-US"/>
+        </w:rPr>
+        <w:t>2. Their key features</w:t>
+      </w:r>
+    </w:p>
+    <w:p>
+      <w:pPr>
+        <w:rPr>
+          <w:lang w:val="en-US"/>
+        </w:rPr>
+      </w:pPr>
+      <w:r>
+        <w:rPr>
+          <w:lang w:val="en-US"/>
+        </w:rPr>
+        <w:t>3. Their limitations for small group training</w:t>
+      </w:r>
+    </w:p>
+    <w:p>
+      <w:pPr>
+        <w:rPr>
+          <w:lang w:val="en-US"/>
+        </w:rPr>
+      </w:pPr>
+      <w:r>
+        <w:rPr>
+          <w:lang w:val="en-US"/>
+        </w:rPr>
+        <w:t>4. Our differentiation</w:t>
+      </w:r>
+      <w:r>
+        <w:rPr>
+          <w:lang w:val="en-US"/>
+        </w:rPr>
+        <w:t xml:space="preserve"> </w:t>
+      </w:r>
       <w:r>
         <w:rPr>
           <w:lang w:val="en-US"/>
@@ -5919,6 +5995,8 @@
     <w:p>
       <w:pPr>
         <w:rPr>
+          <w:b/>
+          <w:bCs/>
           <w:lang w:val="en-US"/>
         </w:rPr>
       </w:pPr>
@@ -5928,18 +6006,2421 @@
         </w:rPr>
         <w:t xml:space="preserve">*** </w:t>
       </w:r>
-    </w:p>
-    <w:p>
-      <w:pPr>
-        <w:rPr>
-          <w:lang w:val="en-US"/>
-        </w:rPr>
-      </w:pPr>
-      <w:r>
-        <w:rPr>
-          <w:lang w:val="en-US"/>
-        </w:rPr>
-        <w:t>***</w:t>
+      <w:r>
+        <w:rPr>
+          <w:b/>
+          <w:bCs/>
+          <w:lang w:val="en-US"/>
+        </w:rPr>
+        <w:t xml:space="preserve">1. </w:t>
+      </w:r>
+      <w:bookmarkStart w:id="7" w:name="_Hlk218254122"/>
+      <w:r>
+        <w:rPr>
+          <w:b/>
+          <w:bCs/>
+          <w:lang w:val="en-US"/>
+        </w:rPr>
+        <w:t xml:space="preserve">Top Existing Personal Training Management Apps </w:t>
+      </w:r>
+    </w:p>
+    <w:p>
+      <w:pPr>
+        <w:rPr>
+          <w:b/>
+          <w:bCs/>
+          <w:lang w:val="en-US"/>
+        </w:rPr>
+      </w:pPr>
+      <w:proofErr w:type="spellStart"/>
+      <w:r>
+        <w:rPr>
+          <w:b/>
+          <w:bCs/>
+          <w:lang w:val="en-US"/>
+        </w:rPr>
+        <w:t>Trainerize</w:t>
+      </w:r>
+      <w:proofErr w:type="spellEnd"/>
+    </w:p>
+    <w:p>
+      <w:pPr>
+        <w:ind w:left="708" w:firstLine="1"/>
+        <w:rPr>
+          <w:lang w:val="en-US"/>
+        </w:rPr>
+      </w:pPr>
+      <w:r>
+        <w:rPr>
+          <w:lang w:val="en-US"/>
+        </w:rPr>
+        <w:t>Target: Personal trainers, online &amp; in-person coaching</w:t>
+      </w:r>
+      <w:r>
+        <w:rPr>
+          <w:lang w:val="en-US"/>
+        </w:rPr>
+        <w:br/>
+        <w:t>Popularity: One of the most widely used PT platforms globally</w:t>
+      </w:r>
+    </w:p>
+    <w:p>
+      <w:pPr>
+        <w:rPr>
+          <w:b/>
+          <w:bCs/>
+          <w:lang w:val="en-US"/>
+        </w:rPr>
+      </w:pPr>
+      <w:r>
+        <w:rPr>
+          <w:b/>
+          <w:bCs/>
+          <w:lang w:val="en-US"/>
+        </w:rPr>
+        <w:t>My PT Hub</w:t>
+      </w:r>
+    </w:p>
+    <w:p>
+      <w:pPr>
+        <w:ind w:left="708" w:firstLine="1"/>
+        <w:rPr>
+          <w:lang w:val="en-US"/>
+        </w:rPr>
+      </w:pPr>
+      <w:r>
+        <w:rPr>
+          <w:lang w:val="en-US"/>
+        </w:rPr>
+        <w:t>Target: Independent personal trainers and small studios</w:t>
+      </w:r>
+      <w:r>
+        <w:rPr>
+          <w:lang w:val="en-US"/>
+        </w:rPr>
+        <w:br/>
+        <w:t>Popularity: Strong in Europe, all-in-one trainer management</w:t>
+      </w:r>
+    </w:p>
+    <w:p>
+      <w:pPr>
+        <w:rPr>
+          <w:b/>
+          <w:bCs/>
+          <w:lang w:val="en-US"/>
+        </w:rPr>
+      </w:pPr>
+      <w:proofErr w:type="spellStart"/>
+      <w:r>
+        <w:rPr>
+          <w:b/>
+          <w:bCs/>
+          <w:lang w:val="en-US"/>
+        </w:rPr>
+        <w:t>TrueCoach</w:t>
+      </w:r>
+      <w:proofErr w:type="spellEnd"/>
+    </w:p>
+    <w:p>
+      <w:pPr>
+        <w:ind w:left="708" w:firstLine="1"/>
+        <w:jc w:val="left"/>
+        <w:rPr>
+          <w:lang w:val="en-US"/>
+        </w:rPr>
+      </w:pPr>
+      <w:r>
+        <w:rPr>
+          <w:lang w:val="en-US"/>
+        </w:rPr>
+        <w:t>Target: Online and hybrid coaching</w:t>
+      </w:r>
+      <w:r>
+        <w:rPr>
+          <w:lang w:val="en-US"/>
+        </w:rPr>
+        <w:br/>
+        <w:t>Popularity: Favored for simplicity and remote client management</w:t>
+      </w:r>
+    </w:p>
+    <w:p>
+      <w:pPr>
+        <w:rPr>
+          <w:b/>
+          <w:bCs/>
+          <w:lang w:val="en-US"/>
+        </w:rPr>
+      </w:pPr>
+      <w:r>
+        <w:rPr>
+          <w:b/>
+          <w:bCs/>
+          <w:lang w:val="en-US"/>
+        </w:rPr>
+        <w:t>PT Distinction</w:t>
+      </w:r>
+    </w:p>
+    <w:p>
+      <w:pPr>
+        <w:ind w:left="708" w:firstLine="1"/>
+        <w:rPr>
+          <w:lang w:val="en-US"/>
+        </w:rPr>
+      </w:pPr>
+      <w:r>
+        <w:rPr>
+          <w:lang w:val="en-US"/>
+        </w:rPr>
+        <w:lastRenderedPageBreak/>
+        <w:t>Target: Scalable coaching businesses</w:t>
+      </w:r>
+      <w:r>
+        <w:rPr>
+          <w:lang w:val="en-US"/>
+        </w:rPr>
+        <w:br/>
+        <w:t>Popularity: Feature-rich but complex</w:t>
+      </w:r>
+    </w:p>
+    <w:p>
+      <w:pPr>
+        <w:rPr>
+          <w:b/>
+          <w:bCs/>
+          <w:lang w:val="en-US"/>
+        </w:rPr>
+      </w:pPr>
+      <w:r>
+        <w:rPr>
+          <w:b/>
+          <w:bCs/>
+          <w:lang w:val="en-US"/>
+        </w:rPr>
+        <w:t>Mindbody (Trainer tools)</w:t>
+      </w:r>
+    </w:p>
+    <w:p>
+      <w:pPr>
+        <w:ind w:left="708" w:firstLine="1"/>
+        <w:rPr>
+          <w:lang w:val="en-US"/>
+        </w:rPr>
+      </w:pPr>
+      <w:r>
+        <w:rPr>
+          <w:lang w:val="en-US"/>
+        </w:rPr>
+        <w:t>Target: Gyms and studios (not trainer-centric)</w:t>
+      </w:r>
+      <w:r>
+        <w:rPr>
+          <w:lang w:val="en-US"/>
+        </w:rPr>
+        <w:br/>
+        <w:t>Popularity: Enterprise-level gym management platform</w:t>
+      </w:r>
+      <w:bookmarkEnd w:id="7"/>
+    </w:p>
+    <w:p>
+      <w:pPr>
+        <w:rPr>
+          <w:b/>
+          <w:bCs/>
+          <w:lang w:val="en-US"/>
+        </w:rPr>
+      </w:pPr>
+      <w:r>
+        <w:rPr>
+          <w:b/>
+          <w:bCs/>
+          <w:lang w:val="en-US"/>
+        </w:rPr>
+        <w:t>2. Key Features of Existing Apps</w:t>
+      </w:r>
+    </w:p>
+    <w:tbl>
+      <w:tblPr>
+        <w:tblW w:w="0" w:type="auto"/>
+        <w:tblCellSpacing w:w="15" w:type="dxa"/>
+        <w:tblCellMar>
+          <w:top w:w="15" w:type="dxa"/>
+          <w:left w:w="15" w:type="dxa"/>
+          <w:bottom w:w="15" w:type="dxa"/>
+          <w:right w:w="15" w:type="dxa"/>
+        </w:tblCellMar>
+        <w:tblLook w:val="04A0" w:firstRow="1" w:lastRow="0" w:firstColumn="1" w:lastColumn="0" w:noHBand="0" w:noVBand="1"/>
+      </w:tblPr>
+      <w:tblGrid>
+        <w:gridCol w:w="2308"/>
+        <w:gridCol w:w="7047"/>
+      </w:tblGrid>
+      <w:tr>
+        <w:trPr>
+          <w:tblHeader/>
+          <w:tblCellSpacing w:w="15" w:type="dxa"/>
+        </w:trPr>
+        <w:tc>
+          <w:tcPr>
+            <w:tcW w:w="0" w:type="auto"/>
+            <w:vAlign w:val="center"/>
+            <w:hideMark/>
+          </w:tcPr>
+          <w:p>
+            <w:pPr>
+              <w:rPr>
+                <w:b/>
+                <w:bCs/>
+              </w:rPr>
+            </w:pPr>
+            <w:r>
+              <w:rPr>
+                <w:b/>
+                <w:bCs/>
+              </w:rPr>
+              <w:t>Platform</w:t>
+            </w:r>
+          </w:p>
+        </w:tc>
+        <w:tc>
+          <w:tcPr>
+            <w:tcW w:w="0" w:type="auto"/>
+            <w:vAlign w:val="center"/>
+            <w:hideMark/>
+          </w:tcPr>
+          <w:p>
+            <w:pPr>
+              <w:rPr>
+                <w:b/>
+                <w:bCs/>
+              </w:rPr>
+            </w:pPr>
+            <w:r>
+              <w:rPr>
+                <w:b/>
+                <w:bCs/>
+              </w:rPr>
+              <w:t xml:space="preserve">Key </w:t>
+            </w:r>
+            <w:proofErr w:type="spellStart"/>
+            <w:r>
+              <w:rPr>
+                <w:b/>
+                <w:bCs/>
+              </w:rPr>
+              <w:t>Features</w:t>
+            </w:r>
+            <w:proofErr w:type="spellEnd"/>
+          </w:p>
+        </w:tc>
+      </w:tr>
+      <w:tr>
+        <w:trPr>
+          <w:tblCellSpacing w:w="15" w:type="dxa"/>
+        </w:trPr>
+        <w:tc>
+          <w:tcPr>
+            <w:tcW w:w="0" w:type="auto"/>
+            <w:vAlign w:val="center"/>
+            <w:hideMark/>
+          </w:tcPr>
+          <w:p>
+            <w:proofErr w:type="spellStart"/>
+            <w:r>
+              <w:rPr>
+                <w:b/>
+                <w:bCs/>
+              </w:rPr>
+              <w:t>Trainerize</w:t>
+            </w:r>
+            <w:proofErr w:type="spellEnd"/>
+          </w:p>
+        </w:tc>
+        <w:tc>
+          <w:tcPr>
+            <w:tcW w:w="0" w:type="auto"/>
+            <w:vAlign w:val="center"/>
+            <w:hideMark/>
+          </w:tcPr>
+          <w:p>
+            <w:pPr>
+              <w:rPr>
+                <w:lang w:val="en-US"/>
+              </w:rPr>
+            </w:pPr>
+            <w:r>
+              <w:rPr>
+                <w:lang w:val="en-US"/>
+              </w:rPr>
+              <w:t>Workout programming, mobile apps, progress tracking, messaging, integrations (wearables), payments</w:t>
+            </w:r>
+          </w:p>
+        </w:tc>
+      </w:tr>
+      <w:tr>
+        <w:trPr>
+          <w:tblCellSpacing w:w="15" w:type="dxa"/>
+        </w:trPr>
+        <w:tc>
+          <w:tcPr>
+            <w:tcW w:w="0" w:type="auto"/>
+            <w:vAlign w:val="center"/>
+            <w:hideMark/>
+          </w:tcPr>
+          <w:p>
+            <w:r>
+              <w:rPr>
+                <w:b/>
+                <w:bCs/>
+              </w:rPr>
+              <w:t xml:space="preserve">My PT </w:t>
+            </w:r>
+            <w:proofErr w:type="spellStart"/>
+            <w:r>
+              <w:rPr>
+                <w:b/>
+                <w:bCs/>
+              </w:rPr>
+              <w:t>Hub</w:t>
+            </w:r>
+            <w:proofErr w:type="spellEnd"/>
+          </w:p>
+        </w:tc>
+        <w:tc>
+          <w:tcPr>
+            <w:tcW w:w="0" w:type="auto"/>
+            <w:vAlign w:val="center"/>
+            <w:hideMark/>
+          </w:tcPr>
+          <w:p>
+            <w:pPr>
+              <w:rPr>
+                <w:lang w:val="en-US"/>
+              </w:rPr>
+            </w:pPr>
+            <w:r>
+              <w:rPr>
+                <w:lang w:val="en-US"/>
+              </w:rPr>
+              <w:t>Workout &amp; nutrition plans, client tracking, calendar, assessments, messaging</w:t>
+            </w:r>
+          </w:p>
+        </w:tc>
+      </w:tr>
+      <w:tr>
+        <w:trPr>
+          <w:tblCellSpacing w:w="15" w:type="dxa"/>
+        </w:trPr>
+        <w:tc>
+          <w:tcPr>
+            <w:tcW w:w="0" w:type="auto"/>
+            <w:vAlign w:val="center"/>
+            <w:hideMark/>
+          </w:tcPr>
+          <w:p>
+            <w:proofErr w:type="spellStart"/>
+            <w:r>
+              <w:rPr>
+                <w:b/>
+                <w:bCs/>
+              </w:rPr>
+              <w:t>TrueCoach</w:t>
+            </w:r>
+            <w:proofErr w:type="spellEnd"/>
+          </w:p>
+        </w:tc>
+        <w:tc>
+          <w:tcPr>
+            <w:tcW w:w="0" w:type="auto"/>
+            <w:vAlign w:val="center"/>
+            <w:hideMark/>
+          </w:tcPr>
+          <w:p>
+            <w:pPr>
+              <w:rPr>
+                <w:lang w:val="en-US"/>
+              </w:rPr>
+            </w:pPr>
+            <w:r>
+              <w:rPr>
+                <w:lang w:val="en-US"/>
+              </w:rPr>
+              <w:t>Exercise libraries, progress photos, coach feedback, simple UI</w:t>
+            </w:r>
+          </w:p>
+        </w:tc>
+      </w:tr>
+      <w:tr>
+        <w:trPr>
+          <w:tblCellSpacing w:w="15" w:type="dxa"/>
+        </w:trPr>
+        <w:tc>
+          <w:tcPr>
+            <w:tcW w:w="0" w:type="auto"/>
+            <w:vAlign w:val="center"/>
+            <w:hideMark/>
+          </w:tcPr>
+          <w:p>
+            <w:r>
+              <w:rPr>
+                <w:b/>
+                <w:bCs/>
+              </w:rPr>
+              <w:t xml:space="preserve">PT </w:t>
+            </w:r>
+            <w:proofErr w:type="spellStart"/>
+            <w:r>
+              <w:rPr>
+                <w:b/>
+                <w:bCs/>
+              </w:rPr>
+              <w:t>Distinction</w:t>
+            </w:r>
+            <w:proofErr w:type="spellEnd"/>
+          </w:p>
+        </w:tc>
+        <w:tc>
+          <w:tcPr>
+            <w:tcW w:w="0" w:type="auto"/>
+            <w:vAlign w:val="center"/>
+            <w:hideMark/>
+          </w:tcPr>
+          <w:p>
+            <w:pPr>
+              <w:rPr>
+                <w:lang w:val="en-US"/>
+              </w:rPr>
+            </w:pPr>
+            <w:r>
+              <w:rPr>
+                <w:lang w:val="en-US"/>
+              </w:rPr>
+              <w:t>Automation, habit tracking, nutrition, branded apps</w:t>
+            </w:r>
+          </w:p>
+        </w:tc>
+      </w:tr>
+      <w:tr>
+        <w:trPr>
+          <w:tblCellSpacing w:w="15" w:type="dxa"/>
+        </w:trPr>
+        <w:tc>
+          <w:tcPr>
+            <w:tcW w:w="0" w:type="auto"/>
+            <w:vAlign w:val="center"/>
+            <w:hideMark/>
+          </w:tcPr>
+          <w:p>
+            <w:proofErr w:type="spellStart"/>
+            <w:r>
+              <w:rPr>
+                <w:b/>
+                <w:bCs/>
+              </w:rPr>
+              <w:t>Mindbody</w:t>
+            </w:r>
+            <w:proofErr w:type="spellEnd"/>
+          </w:p>
+        </w:tc>
+        <w:tc>
+          <w:tcPr>
+            <w:tcW w:w="0" w:type="auto"/>
+            <w:vAlign w:val="center"/>
+            <w:hideMark/>
+          </w:tcPr>
+          <w:p>
+            <w:pPr>
+              <w:rPr>
+                <w:lang w:val="en-US"/>
+              </w:rPr>
+            </w:pPr>
+            <w:r>
+              <w:rPr>
+                <w:lang w:val="en-US"/>
+              </w:rPr>
+              <w:t>Scheduling, billing, CRM, class management</w:t>
+            </w:r>
+          </w:p>
+        </w:tc>
+      </w:tr>
+    </w:tbl>
+    <w:p>
+      <w:pPr>
+        <w:rPr>
+          <w:b/>
+          <w:bCs/>
+          <w:lang w:val="en-US"/>
+        </w:rPr>
+      </w:pPr>
+      <w:r>
+        <w:rPr>
+          <w:b/>
+          <w:bCs/>
+          <w:lang w:val="en-US"/>
+        </w:rPr>
+        <w:t>3. Limitations for Small Group Training (2–4 clients)</w:t>
+      </w:r>
+    </w:p>
+    <w:p>
+      <w:pPr>
+        <w:rPr>
+          <w:lang w:val="en-US"/>
+        </w:rPr>
+      </w:pPr>
+      <w:r>
+        <w:rPr>
+          <w:b/>
+          <w:bCs/>
+          <w:lang w:val="en-US"/>
+        </w:rPr>
+        <w:t>Critical gap:</w:t>
+      </w:r>
+      <w:r>
+        <w:rPr>
+          <w:lang w:val="en-US"/>
+        </w:rPr>
+        <w:t xml:space="preserve"> All existing tools are designed for </w:t>
+      </w:r>
+      <w:r>
+        <w:rPr>
+          <w:b/>
+          <w:bCs/>
+          <w:lang w:val="en-US"/>
+        </w:rPr>
+        <w:t>one client at a time</w:t>
+      </w:r>
+      <w:r>
+        <w:rPr>
+          <w:lang w:val="en-US"/>
+        </w:rPr>
+        <w:t>.</w:t>
+      </w:r>
+    </w:p>
+    <w:p>
+      <w:pPr>
+        <w:rPr>
+          <w:b/>
+          <w:bCs/>
+          <w:lang w:val="en-US"/>
+        </w:rPr>
+      </w:pPr>
+      <w:bookmarkStart w:id="8" w:name="_Hlk218254291"/>
+      <w:r>
+        <w:rPr>
+          <w:b/>
+          <w:bCs/>
+          <w:lang w:val="en-US"/>
+        </w:rPr>
+        <w:t>Common limitations across all competitors:</w:t>
+      </w:r>
+    </w:p>
+    <w:p>
+      <w:pPr>
+        <w:rPr>
+          <w:b/>
+          <w:bCs/>
+          <w:lang w:val="en-US"/>
+        </w:rPr>
+      </w:pPr>
+      <w:r>
+        <w:rPr>
+          <w:rFonts w:ascii="Segoe UI Emoji" w:hAnsi="Segoe UI Emoji" w:cs="Segoe UI Emoji"/>
+          <w:b/>
+          <w:bCs/>
+          <w:lang w:val="en-US"/>
+        </w:rPr>
+        <w:t>❌</w:t>
+      </w:r>
+      <w:r>
+        <w:rPr>
+          <w:b/>
+          <w:bCs/>
+          <w:lang w:val="en-US"/>
+        </w:rPr>
+        <w:t xml:space="preserve"> No real-time multi-client view</w:t>
+      </w:r>
+    </w:p>
+    <w:p>
+      <w:pPr>
+        <w:numPr>
+          <w:ilvl w:val="0"/>
+          <w:numId w:val="21"/>
+        </w:numPr>
+      </w:pPr>
+      <w:proofErr w:type="spellStart"/>
+      <w:r>
+        <w:t>Trainers</w:t>
+      </w:r>
+      <w:proofErr w:type="spellEnd"/>
+      <w:r>
+        <w:t xml:space="preserve"> </w:t>
+      </w:r>
+      <w:proofErr w:type="spellStart"/>
+      <w:r>
+        <w:t>must</w:t>
+      </w:r>
+      <w:proofErr w:type="spellEnd"/>
+      <w:r>
+        <w:t>:</w:t>
+      </w:r>
+    </w:p>
+    <w:p>
+      <w:pPr>
+        <w:numPr>
+          <w:ilvl w:val="1"/>
+          <w:numId w:val="21"/>
+        </w:numPr>
+      </w:pPr>
+      <w:proofErr w:type="spellStart"/>
+      <w:r>
+        <w:t>switch</w:t>
+      </w:r>
+      <w:proofErr w:type="spellEnd"/>
+      <w:r>
+        <w:t xml:space="preserve"> </w:t>
+      </w:r>
+      <w:proofErr w:type="spellStart"/>
+      <w:r>
+        <w:t>between</w:t>
+      </w:r>
+      <w:proofErr w:type="spellEnd"/>
+      <w:r>
+        <w:t xml:space="preserve"> </w:t>
+      </w:r>
+      <w:proofErr w:type="spellStart"/>
+      <w:r>
+        <w:t>client</w:t>
+      </w:r>
+      <w:proofErr w:type="spellEnd"/>
+      <w:r>
+        <w:t xml:space="preserve"> </w:t>
+      </w:r>
+      <w:proofErr w:type="spellStart"/>
+      <w:r>
+        <w:t>profiles</w:t>
+      </w:r>
+      <w:proofErr w:type="spellEnd"/>
+    </w:p>
+    <w:p>
+      <w:pPr>
+        <w:numPr>
+          <w:ilvl w:val="1"/>
+          <w:numId w:val="21"/>
+        </w:numPr>
+      </w:pPr>
+      <w:proofErr w:type="spellStart"/>
+      <w:r>
+        <w:t>use</w:t>
+      </w:r>
+      <w:proofErr w:type="spellEnd"/>
+      <w:r>
+        <w:t xml:space="preserve"> </w:t>
+      </w:r>
+      <w:proofErr w:type="spellStart"/>
+      <w:r>
+        <w:t>multiple</w:t>
+      </w:r>
+      <w:proofErr w:type="spellEnd"/>
+      <w:r>
+        <w:t xml:space="preserve"> </w:t>
+      </w:r>
+      <w:proofErr w:type="spellStart"/>
+      <w:r>
+        <w:t>devices</w:t>
+      </w:r>
+      <w:proofErr w:type="spellEnd"/>
+    </w:p>
+    <w:p>
+      <w:pPr>
+        <w:numPr>
+          <w:ilvl w:val="1"/>
+          <w:numId w:val="21"/>
+        </w:numPr>
+      </w:pPr>
+      <w:proofErr w:type="spellStart"/>
+      <w:r>
+        <w:t>rely</w:t>
+      </w:r>
+      <w:proofErr w:type="spellEnd"/>
+      <w:r>
+        <w:t xml:space="preserve"> </w:t>
+      </w:r>
+      <w:proofErr w:type="spellStart"/>
+      <w:r>
+        <w:t>on</w:t>
+      </w:r>
+      <w:proofErr w:type="spellEnd"/>
+      <w:r>
+        <w:t xml:space="preserve"> </w:t>
+      </w:r>
+      <w:proofErr w:type="spellStart"/>
+      <w:r>
+        <w:t>memory</w:t>
+      </w:r>
+      <w:proofErr w:type="spellEnd"/>
+      <w:r>
+        <w:t xml:space="preserve"> </w:t>
+      </w:r>
+      <w:proofErr w:type="spellStart"/>
+      <w:r>
+        <w:t>or</w:t>
+      </w:r>
+      <w:proofErr w:type="spellEnd"/>
+      <w:r>
+        <w:t xml:space="preserve"> </w:t>
+      </w:r>
+      <w:proofErr w:type="spellStart"/>
+      <w:r>
+        <w:t>paper</w:t>
+      </w:r>
+      <w:proofErr w:type="spellEnd"/>
+    </w:p>
+    <w:p>
+      <w:pPr>
+        <w:rPr>
+          <w:b/>
+          <w:bCs/>
+          <w:lang w:val="en-US"/>
+        </w:rPr>
+      </w:pPr>
+      <w:r>
+        <w:rPr>
+          <w:rFonts w:ascii="Segoe UI Emoji" w:hAnsi="Segoe UI Emoji" w:cs="Segoe UI Emoji"/>
+          <w:b/>
+          <w:bCs/>
+          <w:lang w:val="en-US"/>
+        </w:rPr>
+        <w:t>❌</w:t>
+      </w:r>
+      <w:r>
+        <w:rPr>
+          <w:b/>
+          <w:bCs/>
+          <w:lang w:val="en-US"/>
+        </w:rPr>
+        <w:t xml:space="preserve"> No split-screen / side-by-side display</w:t>
+      </w:r>
+    </w:p>
+    <w:p>
+      <w:pPr>
+        <w:numPr>
+          <w:ilvl w:val="0"/>
+          <w:numId w:val="22"/>
+        </w:numPr>
+        <w:rPr>
+          <w:lang w:val="en-US"/>
+        </w:rPr>
+      </w:pPr>
+      <w:r>
+        <w:rPr>
+          <w:lang w:val="en-US"/>
+        </w:rPr>
+        <w:t xml:space="preserve">None support </w:t>
+      </w:r>
+      <w:r>
+        <w:rPr>
+          <w:b/>
+          <w:bCs/>
+          <w:lang w:val="en-US"/>
+        </w:rPr>
+        <w:t>simultaneous visualization</w:t>
+      </w:r>
+      <w:r>
+        <w:rPr>
+          <w:lang w:val="en-US"/>
+        </w:rPr>
+        <w:t xml:space="preserve"> of:</w:t>
+      </w:r>
+    </w:p>
+    <w:p>
+      <w:pPr>
+        <w:numPr>
+          <w:ilvl w:val="1"/>
+          <w:numId w:val="22"/>
+        </w:numPr>
+      </w:pPr>
+      <w:proofErr w:type="spellStart"/>
+      <w:r>
+        <w:t>different</w:t>
+      </w:r>
+      <w:proofErr w:type="spellEnd"/>
+      <w:r>
+        <w:t xml:space="preserve"> </w:t>
+      </w:r>
+      <w:proofErr w:type="spellStart"/>
+      <w:r>
+        <w:t>programs</w:t>
+      </w:r>
+      <w:proofErr w:type="spellEnd"/>
+    </w:p>
+    <w:p>
+      <w:pPr>
+        <w:numPr>
+          <w:ilvl w:val="1"/>
+          <w:numId w:val="22"/>
+        </w:numPr>
+      </w:pPr>
+      <w:proofErr w:type="spellStart"/>
+      <w:r>
+        <w:t>different</w:t>
+      </w:r>
+      <w:proofErr w:type="spellEnd"/>
+      <w:r>
+        <w:t xml:space="preserve"> </w:t>
+      </w:r>
+      <w:proofErr w:type="spellStart"/>
+      <w:r>
+        <w:t>reps</w:t>
+      </w:r>
+      <w:proofErr w:type="spellEnd"/>
+      <w:r>
+        <w:t xml:space="preserve"> / </w:t>
+      </w:r>
+      <w:proofErr w:type="spellStart"/>
+      <w:r>
+        <w:t>weights</w:t>
+      </w:r>
+      <w:proofErr w:type="spellEnd"/>
+    </w:p>
+    <w:p>
+      <w:pPr>
+        <w:numPr>
+          <w:ilvl w:val="1"/>
+          <w:numId w:val="22"/>
+        </w:numPr>
+      </w:pPr>
+      <w:proofErr w:type="spellStart"/>
+      <w:r>
+        <w:t>different</w:t>
+      </w:r>
+      <w:proofErr w:type="spellEnd"/>
+      <w:r>
+        <w:t xml:space="preserve"> </w:t>
+      </w:r>
+      <w:proofErr w:type="spellStart"/>
+      <w:r>
+        <w:t>progression</w:t>
+      </w:r>
+      <w:proofErr w:type="spellEnd"/>
+      <w:r>
+        <w:t xml:space="preserve"> </w:t>
+      </w:r>
+      <w:proofErr w:type="spellStart"/>
+      <w:r>
+        <w:t>levels</w:t>
+      </w:r>
+      <w:proofErr w:type="spellEnd"/>
+    </w:p>
+    <w:p>
+      <w:pPr>
+        <w:rPr>
+          <w:b/>
+          <w:bCs/>
+        </w:rPr>
+      </w:pPr>
+      <w:r>
+        <w:rPr>
+          <w:rFonts w:ascii="Segoe UI Emoji" w:hAnsi="Segoe UI Emoji" w:cs="Segoe UI Emoji"/>
+          <w:b/>
+          <w:bCs/>
+        </w:rPr>
+        <w:t>❌</w:t>
+      </w:r>
+      <w:r>
+        <w:rPr>
+          <w:b/>
+          <w:bCs/>
+        </w:rPr>
+        <w:t xml:space="preserve"> High </w:t>
+      </w:r>
+      <w:proofErr w:type="spellStart"/>
+      <w:r>
+        <w:rPr>
+          <w:b/>
+          <w:bCs/>
+        </w:rPr>
+        <w:t>cognitive</w:t>
+      </w:r>
+      <w:proofErr w:type="spellEnd"/>
+      <w:r>
+        <w:rPr>
+          <w:b/>
+          <w:bCs/>
+        </w:rPr>
+        <w:t xml:space="preserve"> </w:t>
+      </w:r>
+      <w:proofErr w:type="spellStart"/>
+      <w:r>
+        <w:rPr>
+          <w:b/>
+          <w:bCs/>
+        </w:rPr>
+        <w:t>load</w:t>
+      </w:r>
+      <w:proofErr w:type="spellEnd"/>
+      <w:r>
+        <w:rPr>
+          <w:b/>
+          <w:bCs/>
+        </w:rPr>
+        <w:t xml:space="preserve"> </w:t>
+      </w:r>
+      <w:proofErr w:type="spellStart"/>
+      <w:r>
+        <w:rPr>
+          <w:b/>
+          <w:bCs/>
+        </w:rPr>
+        <w:t>during</w:t>
+      </w:r>
+      <w:proofErr w:type="spellEnd"/>
+      <w:r>
+        <w:rPr>
+          <w:b/>
+          <w:bCs/>
+        </w:rPr>
+        <w:t xml:space="preserve"> </w:t>
+      </w:r>
+      <w:proofErr w:type="spellStart"/>
+      <w:r>
+        <w:rPr>
+          <w:b/>
+          <w:bCs/>
+        </w:rPr>
+        <w:t>sessions</w:t>
+      </w:r>
+      <w:proofErr w:type="spellEnd"/>
+    </w:p>
+    <w:p>
+      <w:pPr>
+        <w:numPr>
+          <w:ilvl w:val="0"/>
+          <w:numId w:val="23"/>
+        </w:numPr>
+      </w:pPr>
+      <w:proofErr w:type="spellStart"/>
+      <w:r>
+        <w:t>Trainers</w:t>
+      </w:r>
+      <w:proofErr w:type="spellEnd"/>
+      <w:r>
+        <w:t xml:space="preserve"> </w:t>
+      </w:r>
+      <w:proofErr w:type="spellStart"/>
+      <w:r>
+        <w:t>spend</w:t>
+      </w:r>
+      <w:proofErr w:type="spellEnd"/>
+      <w:r>
+        <w:t xml:space="preserve"> </w:t>
+      </w:r>
+      <w:proofErr w:type="spellStart"/>
+      <w:r>
+        <w:t>time</w:t>
+      </w:r>
+      <w:proofErr w:type="spellEnd"/>
+      <w:r>
+        <w:t>:</w:t>
+      </w:r>
+    </w:p>
+    <w:p>
+      <w:pPr>
+        <w:numPr>
+          <w:ilvl w:val="1"/>
+          <w:numId w:val="23"/>
+        </w:numPr>
+      </w:pPr>
+      <w:proofErr w:type="spellStart"/>
+      <w:r>
+        <w:t>navigating</w:t>
+      </w:r>
+      <w:proofErr w:type="spellEnd"/>
+      <w:r>
+        <w:t xml:space="preserve"> </w:t>
+      </w:r>
+      <w:proofErr w:type="spellStart"/>
+      <w:r>
+        <w:t>apps</w:t>
+      </w:r>
+      <w:proofErr w:type="spellEnd"/>
+    </w:p>
+    <w:p>
+      <w:pPr>
+        <w:numPr>
+          <w:ilvl w:val="1"/>
+          <w:numId w:val="23"/>
+        </w:numPr>
+      </w:pPr>
+      <w:proofErr w:type="spellStart"/>
+      <w:r>
+        <w:t>searching</w:t>
+      </w:r>
+      <w:proofErr w:type="spellEnd"/>
+      <w:r>
+        <w:t xml:space="preserve"> </w:t>
+      </w:r>
+      <w:proofErr w:type="spellStart"/>
+      <w:r>
+        <w:t>client</w:t>
+      </w:r>
+      <w:proofErr w:type="spellEnd"/>
+      <w:r>
+        <w:t xml:space="preserve"> </w:t>
+      </w:r>
+      <w:proofErr w:type="spellStart"/>
+      <w:r>
+        <w:t>data</w:t>
+      </w:r>
+      <w:proofErr w:type="spellEnd"/>
+    </w:p>
+    <w:p>
+      <w:pPr>
+        <w:numPr>
+          <w:ilvl w:val="1"/>
+          <w:numId w:val="23"/>
+        </w:numPr>
+      </w:pPr>
+      <w:proofErr w:type="spellStart"/>
+      <w:r>
+        <w:t>logging</w:t>
+      </w:r>
+      <w:proofErr w:type="spellEnd"/>
+      <w:r>
+        <w:t xml:space="preserve"> </w:t>
+      </w:r>
+      <w:proofErr w:type="spellStart"/>
+      <w:r>
+        <w:t>manually</w:t>
+      </w:r>
+      <w:proofErr w:type="spellEnd"/>
+      <w:r>
+        <w:t xml:space="preserve"> </w:t>
+      </w:r>
+      <w:proofErr w:type="spellStart"/>
+      <w:r>
+        <w:t>after</w:t>
+      </w:r>
+      <w:proofErr w:type="spellEnd"/>
+      <w:r>
+        <w:t xml:space="preserve"> </w:t>
+      </w:r>
+      <w:proofErr w:type="spellStart"/>
+      <w:r>
+        <w:t>sessions</w:t>
+      </w:r>
+      <w:proofErr w:type="spellEnd"/>
+    </w:p>
+    <w:p>
+      <w:pPr>
+        <w:rPr>
+          <w:b/>
+          <w:bCs/>
+          <w:lang w:val="en-US"/>
+        </w:rPr>
+      </w:pPr>
+      <w:r>
+        <w:rPr>
+          <w:rFonts w:ascii="Segoe UI Emoji" w:hAnsi="Segoe UI Emoji" w:cs="Segoe UI Emoji"/>
+          <w:b/>
+          <w:bCs/>
+          <w:lang w:val="en-US"/>
+        </w:rPr>
+        <w:t>❌</w:t>
+      </w:r>
+      <w:r>
+        <w:rPr>
+          <w:b/>
+          <w:bCs/>
+          <w:lang w:val="en-US"/>
+        </w:rPr>
+        <w:t xml:space="preserve"> Poor support for in-session coaching</w:t>
+      </w:r>
+    </w:p>
+    <w:p>
+      <w:pPr>
+        <w:numPr>
+          <w:ilvl w:val="0"/>
+          <w:numId w:val="24"/>
+        </w:numPr>
+      </w:pPr>
+      <w:proofErr w:type="spellStart"/>
+      <w:r>
+        <w:t>Apps</w:t>
+      </w:r>
+      <w:proofErr w:type="spellEnd"/>
+      <w:r>
+        <w:t xml:space="preserve"> </w:t>
+      </w:r>
+      <w:proofErr w:type="spellStart"/>
+      <w:r>
+        <w:t>are</w:t>
+      </w:r>
+      <w:proofErr w:type="spellEnd"/>
+      <w:r>
+        <w:t xml:space="preserve"> </w:t>
+      </w:r>
+      <w:proofErr w:type="spellStart"/>
+      <w:r>
+        <w:t>optimized</w:t>
+      </w:r>
+      <w:proofErr w:type="spellEnd"/>
+      <w:r>
+        <w:t xml:space="preserve"> </w:t>
+      </w:r>
+      <w:proofErr w:type="spellStart"/>
+      <w:r>
+        <w:t>for</w:t>
+      </w:r>
+      <w:proofErr w:type="spellEnd"/>
+      <w:r>
+        <w:t>:</w:t>
+      </w:r>
+    </w:p>
+    <w:p>
+      <w:pPr>
+        <w:numPr>
+          <w:ilvl w:val="1"/>
+          <w:numId w:val="24"/>
+        </w:numPr>
+      </w:pPr>
+      <w:proofErr w:type="spellStart"/>
+      <w:r>
+        <w:t>before-session</w:t>
+      </w:r>
+      <w:proofErr w:type="spellEnd"/>
+      <w:r>
+        <w:t xml:space="preserve"> </w:t>
+      </w:r>
+      <w:proofErr w:type="spellStart"/>
+      <w:r>
+        <w:t>planning</w:t>
+      </w:r>
+      <w:proofErr w:type="spellEnd"/>
+    </w:p>
+    <w:p>
+      <w:pPr>
+        <w:numPr>
+          <w:ilvl w:val="1"/>
+          <w:numId w:val="24"/>
+        </w:numPr>
+      </w:pPr>
+      <w:proofErr w:type="spellStart"/>
+      <w:r>
+        <w:t>after-session</w:t>
+      </w:r>
+      <w:proofErr w:type="spellEnd"/>
+      <w:r>
+        <w:t xml:space="preserve"> </w:t>
+      </w:r>
+      <w:proofErr w:type="spellStart"/>
+      <w:r>
+        <w:t>review</w:t>
+      </w:r>
+      <w:proofErr w:type="spellEnd"/>
+    </w:p>
+    <w:p>
+      <w:pPr>
+        <w:numPr>
+          <w:ilvl w:val="0"/>
+          <w:numId w:val="24"/>
+        </w:numPr>
+        <w:rPr>
+          <w:lang w:val="en-US"/>
+        </w:rPr>
+      </w:pPr>
+      <w:r>
+        <w:rPr>
+          <w:b/>
+          <w:bCs/>
+          <w:lang w:val="en-US"/>
+        </w:rPr>
+        <w:t>Not for live group session execution</w:t>
+      </w:r>
+    </w:p>
+    <w:p>
+      <w:pPr>
+        <w:rPr>
+          <w:b/>
+          <w:bCs/>
+          <w:lang w:val="en-US"/>
+        </w:rPr>
+      </w:pPr>
+      <w:r>
+        <w:rPr>
+          <w:rFonts w:ascii="Segoe UI Emoji" w:hAnsi="Segoe UI Emoji" w:cs="Segoe UI Emoji"/>
+          <w:b/>
+          <w:bCs/>
+          <w:lang w:val="en-US"/>
+        </w:rPr>
+        <w:t>❌</w:t>
+      </w:r>
+      <w:r>
+        <w:rPr>
+          <w:b/>
+          <w:bCs/>
+          <w:lang w:val="en-US"/>
+        </w:rPr>
+        <w:t xml:space="preserve"> Group training treated as “multiple individuals”</w:t>
+      </w:r>
+    </w:p>
+    <w:p>
+      <w:pPr>
+        <w:numPr>
+          <w:ilvl w:val="0"/>
+          <w:numId w:val="25"/>
+        </w:numPr>
+      </w:pPr>
+      <w:r>
+        <w:t xml:space="preserve">No </w:t>
+      </w:r>
+      <w:proofErr w:type="spellStart"/>
+      <w:r>
+        <w:t>concept</w:t>
+      </w:r>
+      <w:proofErr w:type="spellEnd"/>
+      <w:r>
+        <w:t xml:space="preserve"> </w:t>
+      </w:r>
+      <w:proofErr w:type="spellStart"/>
+      <w:r>
+        <w:t>of</w:t>
+      </w:r>
+      <w:proofErr w:type="spellEnd"/>
+      <w:r>
+        <w:t>:</w:t>
+      </w:r>
+    </w:p>
+    <w:p>
+      <w:pPr>
+        <w:numPr>
+          <w:ilvl w:val="1"/>
+          <w:numId w:val="25"/>
+        </w:numPr>
+      </w:pPr>
+      <w:proofErr w:type="spellStart"/>
+      <w:r>
+        <w:t>shared</w:t>
+      </w:r>
+      <w:proofErr w:type="spellEnd"/>
+      <w:r>
+        <w:t xml:space="preserve"> </w:t>
+      </w:r>
+      <w:proofErr w:type="spellStart"/>
+      <w:r>
+        <w:t>session</w:t>
+      </w:r>
+      <w:proofErr w:type="spellEnd"/>
+      <w:r>
+        <w:t xml:space="preserve"> </w:t>
+      </w:r>
+      <w:proofErr w:type="spellStart"/>
+      <w:r>
+        <w:t>context</w:t>
+      </w:r>
+      <w:proofErr w:type="spellEnd"/>
+    </w:p>
+    <w:p>
+      <w:pPr>
+        <w:numPr>
+          <w:ilvl w:val="1"/>
+          <w:numId w:val="25"/>
+        </w:numPr>
+      </w:pPr>
+      <w:proofErr w:type="spellStart"/>
+      <w:r>
+        <w:t>synchronized</w:t>
+      </w:r>
+      <w:proofErr w:type="spellEnd"/>
+      <w:r>
+        <w:t xml:space="preserve"> </w:t>
+      </w:r>
+      <w:proofErr w:type="spellStart"/>
+      <w:r>
+        <w:t>start</w:t>
+      </w:r>
+      <w:proofErr w:type="spellEnd"/>
+      <w:r>
+        <w:t xml:space="preserve"> / </w:t>
+      </w:r>
+      <w:proofErr w:type="spellStart"/>
+      <w:r>
+        <w:t>rest</w:t>
+      </w:r>
+      <w:proofErr w:type="spellEnd"/>
+      <w:r>
+        <w:t xml:space="preserve"> </w:t>
+      </w:r>
+      <w:proofErr w:type="spellStart"/>
+      <w:r>
+        <w:t>times</w:t>
+      </w:r>
+      <w:proofErr w:type="spellEnd"/>
+    </w:p>
+    <w:p>
+      <w:pPr>
+        <w:numPr>
+          <w:ilvl w:val="1"/>
+          <w:numId w:val="25"/>
+        </w:numPr>
+      </w:pPr>
+      <w:proofErr w:type="spellStart"/>
+      <w:r>
+        <w:lastRenderedPageBreak/>
+        <w:t>trainer-centric</w:t>
+      </w:r>
+      <w:proofErr w:type="spellEnd"/>
+      <w:r>
+        <w:t xml:space="preserve"> </w:t>
+      </w:r>
+      <w:proofErr w:type="spellStart"/>
+      <w:r>
+        <w:t>session</w:t>
+      </w:r>
+      <w:proofErr w:type="spellEnd"/>
+      <w:r>
+        <w:t xml:space="preserve"> </w:t>
+      </w:r>
+      <w:proofErr w:type="spellStart"/>
+      <w:r>
+        <w:t>screen</w:t>
+      </w:r>
+      <w:proofErr w:type="spellEnd"/>
+    </w:p>
+    <w:bookmarkEnd w:id="8"/>
+    <w:p>
+      <w:pPr>
+        <w:rPr>
+          <w:b/>
+          <w:bCs/>
+          <w:lang w:val="en-US"/>
+        </w:rPr>
+      </w:pPr>
+      <w:r>
+        <w:rPr>
+          <w:b/>
+          <w:bCs/>
+          <w:lang w:val="en-US"/>
+        </w:rPr>
+        <w:t xml:space="preserve">4. Our Differentiation – </w:t>
+      </w:r>
+      <w:proofErr w:type="spellStart"/>
+      <w:r>
+        <w:rPr>
+          <w:b/>
+          <w:bCs/>
+          <w:lang w:val="en-US"/>
+        </w:rPr>
+        <w:t>FitCoach</w:t>
+      </w:r>
+      <w:proofErr w:type="spellEnd"/>
+    </w:p>
+    <w:p>
+      <w:pPr>
+        <w:rPr>
+          <w:b/>
+          <w:bCs/>
+          <w:lang w:val="en-US"/>
+        </w:rPr>
+      </w:pPr>
+      <w:r>
+        <w:rPr>
+          <w:rFonts w:ascii="Segoe UI Emoji" w:hAnsi="Segoe UI Emoji" w:cs="Segoe UI Emoji"/>
+          <w:b/>
+          <w:bCs/>
+        </w:rPr>
+        <w:t>🔷</w:t>
+      </w:r>
+      <w:r>
+        <w:rPr>
+          <w:b/>
+          <w:bCs/>
+          <w:lang w:val="en-US"/>
+        </w:rPr>
+        <w:t xml:space="preserve"> Core Differentiator: Designed for Small Group Training</w:t>
+      </w:r>
+    </w:p>
+    <w:tbl>
+      <w:tblPr>
+        <w:tblW w:w="0" w:type="auto"/>
+        <w:tblCellSpacing w:w="15" w:type="dxa"/>
+        <w:tblCellMar>
+          <w:top w:w="15" w:type="dxa"/>
+          <w:left w:w="15" w:type="dxa"/>
+          <w:bottom w:w="15" w:type="dxa"/>
+          <w:right w:w="15" w:type="dxa"/>
+        </w:tblCellMar>
+        <w:tblLook w:val="04A0" w:firstRow="1" w:lastRow="0" w:firstColumn="1" w:lastColumn="0" w:noHBand="0" w:noVBand="1"/>
+      </w:tblPr>
+      <w:tblGrid>
+        <w:gridCol w:w="2557"/>
+        <w:gridCol w:w="3185"/>
+        <w:gridCol w:w="3613"/>
+      </w:tblGrid>
+      <w:tr>
+        <w:trPr>
+          <w:tblHeader/>
+          <w:tblCellSpacing w:w="15" w:type="dxa"/>
+        </w:trPr>
+        <w:tc>
+          <w:tcPr>
+            <w:tcW w:w="0" w:type="auto"/>
+            <w:vAlign w:val="center"/>
+            <w:hideMark/>
+          </w:tcPr>
+          <w:p>
+            <w:pPr>
+              <w:rPr>
+                <w:b/>
+                <w:bCs/>
+              </w:rPr>
+            </w:pPr>
+            <w:proofErr w:type="spellStart"/>
+            <w:r>
+              <w:rPr>
+                <w:b/>
+                <w:bCs/>
+              </w:rPr>
+              <w:t>Aspect</w:t>
+            </w:r>
+            <w:proofErr w:type="spellEnd"/>
+          </w:p>
+        </w:tc>
+        <w:tc>
+          <w:tcPr>
+            <w:tcW w:w="0" w:type="auto"/>
+            <w:vAlign w:val="center"/>
+            <w:hideMark/>
+          </w:tcPr>
+          <w:p>
+            <w:pPr>
+              <w:rPr>
+                <w:b/>
+                <w:bCs/>
+              </w:rPr>
+            </w:pPr>
+            <w:proofErr w:type="spellStart"/>
+            <w:r>
+              <w:rPr>
+                <w:b/>
+                <w:bCs/>
+              </w:rPr>
+              <w:t>Existing</w:t>
+            </w:r>
+            <w:proofErr w:type="spellEnd"/>
+            <w:r>
+              <w:rPr>
+                <w:b/>
+                <w:bCs/>
+              </w:rPr>
+              <w:t xml:space="preserve"> </w:t>
+            </w:r>
+            <w:proofErr w:type="spellStart"/>
+            <w:r>
+              <w:rPr>
+                <w:b/>
+                <w:bCs/>
+              </w:rPr>
+              <w:t>Apps</w:t>
+            </w:r>
+            <w:proofErr w:type="spellEnd"/>
+          </w:p>
+        </w:tc>
+        <w:tc>
+          <w:tcPr>
+            <w:tcW w:w="0" w:type="auto"/>
+            <w:vAlign w:val="center"/>
+            <w:hideMark/>
+          </w:tcPr>
+          <w:p>
+            <w:pPr>
+              <w:rPr>
+                <w:b/>
+                <w:bCs/>
+              </w:rPr>
+            </w:pPr>
+            <w:proofErr w:type="spellStart"/>
+            <w:r>
+              <w:rPr>
+                <w:b/>
+                <w:bCs/>
+              </w:rPr>
+              <w:t>FitCoach</w:t>
+            </w:r>
+            <w:proofErr w:type="spellEnd"/>
+          </w:p>
+        </w:tc>
+      </w:tr>
+      <w:tr>
+        <w:trPr>
+          <w:tblCellSpacing w:w="15" w:type="dxa"/>
+        </w:trPr>
+        <w:tc>
+          <w:tcPr>
+            <w:tcW w:w="0" w:type="auto"/>
+            <w:vAlign w:val="center"/>
+            <w:hideMark/>
+          </w:tcPr>
+          <w:p>
+            <w:r>
+              <w:t xml:space="preserve">Target </w:t>
+            </w:r>
+            <w:proofErr w:type="spellStart"/>
+            <w:r>
+              <w:t>use</w:t>
+            </w:r>
+            <w:proofErr w:type="spellEnd"/>
+            <w:r>
+              <w:t xml:space="preserve"> </w:t>
+            </w:r>
+            <w:proofErr w:type="spellStart"/>
+            <w:r>
+              <w:t>case</w:t>
+            </w:r>
+            <w:proofErr w:type="spellEnd"/>
+          </w:p>
+        </w:tc>
+        <w:tc>
+          <w:tcPr>
+            <w:tcW w:w="0" w:type="auto"/>
+            <w:vAlign w:val="center"/>
+            <w:hideMark/>
+          </w:tcPr>
+          <w:p>
+            <w:r>
+              <w:t xml:space="preserve">1-on-1 </w:t>
+            </w:r>
+            <w:proofErr w:type="spellStart"/>
+            <w:r>
+              <w:t>or</w:t>
+            </w:r>
+            <w:proofErr w:type="spellEnd"/>
+            <w:r>
+              <w:t xml:space="preserve"> </w:t>
+            </w:r>
+            <w:proofErr w:type="spellStart"/>
+            <w:r>
+              <w:t>remote</w:t>
+            </w:r>
+            <w:proofErr w:type="spellEnd"/>
+            <w:r>
+              <w:t xml:space="preserve"> </w:t>
+            </w:r>
+            <w:proofErr w:type="spellStart"/>
+            <w:r>
+              <w:t>coaching</w:t>
+            </w:r>
+            <w:proofErr w:type="spellEnd"/>
+          </w:p>
+        </w:tc>
+        <w:tc>
+          <w:tcPr>
+            <w:tcW w:w="0" w:type="auto"/>
+            <w:vAlign w:val="center"/>
+            <w:hideMark/>
+          </w:tcPr>
+          <w:p>
+            <w:r>
+              <w:rPr>
+                <w:b/>
+                <w:bCs/>
+              </w:rPr>
+              <w:t xml:space="preserve">2–4 </w:t>
+            </w:r>
+            <w:proofErr w:type="spellStart"/>
+            <w:r>
+              <w:rPr>
+                <w:b/>
+                <w:bCs/>
+              </w:rPr>
+              <w:t>clients</w:t>
+            </w:r>
+            <w:proofErr w:type="spellEnd"/>
+            <w:r>
+              <w:rPr>
+                <w:b/>
+                <w:bCs/>
+              </w:rPr>
+              <w:t xml:space="preserve"> </w:t>
+            </w:r>
+            <w:proofErr w:type="spellStart"/>
+            <w:r>
+              <w:rPr>
+                <w:b/>
+                <w:bCs/>
+              </w:rPr>
+              <w:t>trained</w:t>
+            </w:r>
+            <w:proofErr w:type="spellEnd"/>
+            <w:r>
+              <w:rPr>
+                <w:b/>
+                <w:bCs/>
+              </w:rPr>
+              <w:t xml:space="preserve"> </w:t>
+            </w:r>
+            <w:proofErr w:type="spellStart"/>
+            <w:r>
+              <w:rPr>
+                <w:b/>
+                <w:bCs/>
+              </w:rPr>
+              <w:t>simultaneously</w:t>
+            </w:r>
+            <w:proofErr w:type="spellEnd"/>
+          </w:p>
+        </w:tc>
+      </w:tr>
+      <w:tr>
+        <w:trPr>
+          <w:tblCellSpacing w:w="15" w:type="dxa"/>
+        </w:trPr>
+        <w:tc>
+          <w:tcPr>
+            <w:tcW w:w="0" w:type="auto"/>
+            <w:vAlign w:val="center"/>
+            <w:hideMark/>
+          </w:tcPr>
+          <w:p>
+            <w:proofErr w:type="spellStart"/>
+            <w:r>
+              <w:t>Session</w:t>
+            </w:r>
+            <w:proofErr w:type="spellEnd"/>
+            <w:r>
+              <w:t xml:space="preserve"> </w:t>
+            </w:r>
+            <w:proofErr w:type="spellStart"/>
+            <w:r>
+              <w:t>view</w:t>
+            </w:r>
+            <w:proofErr w:type="spellEnd"/>
+          </w:p>
+        </w:tc>
+        <w:tc>
+          <w:tcPr>
+            <w:tcW w:w="0" w:type="auto"/>
+            <w:vAlign w:val="center"/>
+            <w:hideMark/>
+          </w:tcPr>
+          <w:p>
+            <w:r>
+              <w:t xml:space="preserve">Single </w:t>
+            </w:r>
+            <w:proofErr w:type="spellStart"/>
+            <w:r>
+              <w:t>client</w:t>
+            </w:r>
+            <w:proofErr w:type="spellEnd"/>
+            <w:r>
+              <w:t xml:space="preserve"> </w:t>
+            </w:r>
+            <w:proofErr w:type="spellStart"/>
+            <w:r>
+              <w:t>per</w:t>
+            </w:r>
+            <w:proofErr w:type="spellEnd"/>
+            <w:r>
+              <w:t xml:space="preserve"> </w:t>
+            </w:r>
+            <w:proofErr w:type="spellStart"/>
+            <w:r>
+              <w:t>screen</w:t>
+            </w:r>
+            <w:proofErr w:type="spellEnd"/>
+          </w:p>
+        </w:tc>
+        <w:tc>
+          <w:tcPr>
+            <w:tcW w:w="0" w:type="auto"/>
+            <w:vAlign w:val="center"/>
+            <w:hideMark/>
+          </w:tcPr>
+          <w:p>
+            <w:r>
+              <w:rPr>
+                <w:b/>
+                <w:bCs/>
+              </w:rPr>
+              <w:t>Real-</w:t>
+            </w:r>
+            <w:proofErr w:type="spellStart"/>
+            <w:r>
+              <w:rPr>
+                <w:b/>
+                <w:bCs/>
+              </w:rPr>
+              <w:t>time</w:t>
+            </w:r>
+            <w:proofErr w:type="spellEnd"/>
+            <w:r>
+              <w:rPr>
+                <w:b/>
+                <w:bCs/>
+              </w:rPr>
+              <w:t xml:space="preserve"> 2×2 </w:t>
+            </w:r>
+            <w:proofErr w:type="spellStart"/>
+            <w:r>
+              <w:rPr>
+                <w:b/>
+                <w:bCs/>
+              </w:rPr>
+              <w:t>split-screen</w:t>
+            </w:r>
+            <w:proofErr w:type="spellEnd"/>
+          </w:p>
+        </w:tc>
+      </w:tr>
+      <w:tr>
+        <w:trPr>
+          <w:tblCellSpacing w:w="15" w:type="dxa"/>
+        </w:trPr>
+        <w:tc>
+          <w:tcPr>
+            <w:tcW w:w="0" w:type="auto"/>
+            <w:vAlign w:val="center"/>
+            <w:hideMark/>
+          </w:tcPr>
+          <w:p>
+            <w:r>
+              <w:t>In-</w:t>
+            </w:r>
+            <w:proofErr w:type="spellStart"/>
+            <w:r>
+              <w:t>session</w:t>
+            </w:r>
+            <w:proofErr w:type="spellEnd"/>
+            <w:r>
+              <w:t xml:space="preserve"> </w:t>
+            </w:r>
+            <w:proofErr w:type="spellStart"/>
+            <w:r>
+              <w:t>workflow</w:t>
+            </w:r>
+            <w:proofErr w:type="spellEnd"/>
+          </w:p>
+        </w:tc>
+        <w:tc>
+          <w:tcPr>
+            <w:tcW w:w="0" w:type="auto"/>
+            <w:vAlign w:val="center"/>
+            <w:hideMark/>
+          </w:tcPr>
+          <w:p>
+            <w:proofErr w:type="spellStart"/>
+            <w:r>
+              <w:t>App</w:t>
+            </w:r>
+            <w:proofErr w:type="spellEnd"/>
+            <w:r>
+              <w:t xml:space="preserve"> </w:t>
+            </w:r>
+            <w:proofErr w:type="spellStart"/>
+            <w:r>
+              <w:t>switching</w:t>
+            </w:r>
+            <w:proofErr w:type="spellEnd"/>
+          </w:p>
+        </w:tc>
+        <w:tc>
+          <w:tcPr>
+            <w:tcW w:w="0" w:type="auto"/>
+            <w:vAlign w:val="center"/>
+            <w:hideMark/>
+          </w:tcPr>
+          <w:p>
+            <w:r>
+              <w:rPr>
+                <w:b/>
+                <w:bCs/>
+              </w:rPr>
+              <w:t xml:space="preserve">One </w:t>
+            </w:r>
+            <w:proofErr w:type="spellStart"/>
+            <w:r>
+              <w:rPr>
+                <w:b/>
+                <w:bCs/>
+              </w:rPr>
+              <w:t>screen</w:t>
+            </w:r>
+            <w:proofErr w:type="spellEnd"/>
+            <w:r>
+              <w:rPr>
+                <w:b/>
+                <w:bCs/>
+              </w:rPr>
+              <w:t xml:space="preserve">, </w:t>
+            </w:r>
+            <w:proofErr w:type="spellStart"/>
+            <w:r>
+              <w:rPr>
+                <w:b/>
+                <w:bCs/>
+              </w:rPr>
+              <w:t>zero</w:t>
+            </w:r>
+            <w:proofErr w:type="spellEnd"/>
+            <w:r>
+              <w:rPr>
+                <w:b/>
+                <w:bCs/>
+              </w:rPr>
+              <w:t xml:space="preserve"> </w:t>
+            </w:r>
+            <w:proofErr w:type="spellStart"/>
+            <w:r>
+              <w:rPr>
+                <w:b/>
+                <w:bCs/>
+              </w:rPr>
+              <w:t>switching</w:t>
+            </w:r>
+            <w:proofErr w:type="spellEnd"/>
+          </w:p>
+        </w:tc>
+      </w:tr>
+      <w:tr>
+        <w:trPr>
+          <w:tblCellSpacing w:w="15" w:type="dxa"/>
+        </w:trPr>
+        <w:tc>
+          <w:tcPr>
+            <w:tcW w:w="0" w:type="auto"/>
+            <w:vAlign w:val="center"/>
+            <w:hideMark/>
+          </w:tcPr>
+          <w:p>
+            <w:proofErr w:type="spellStart"/>
+            <w:r>
+              <w:t>Trainer</w:t>
+            </w:r>
+            <w:proofErr w:type="spellEnd"/>
+            <w:r>
+              <w:t xml:space="preserve"> </w:t>
+            </w:r>
+            <w:proofErr w:type="spellStart"/>
+            <w:r>
+              <w:t>focus</w:t>
+            </w:r>
+            <w:proofErr w:type="spellEnd"/>
+          </w:p>
+        </w:tc>
+        <w:tc>
+          <w:tcPr>
+            <w:tcW w:w="0" w:type="auto"/>
+            <w:vAlign w:val="center"/>
+            <w:hideMark/>
+          </w:tcPr>
+          <w:p>
+            <w:r>
+              <w:t>Administration</w:t>
+            </w:r>
+          </w:p>
+        </w:tc>
+        <w:tc>
+          <w:tcPr>
+            <w:tcW w:w="0" w:type="auto"/>
+            <w:vAlign w:val="center"/>
+            <w:hideMark/>
+          </w:tcPr>
+          <w:p>
+            <w:proofErr w:type="spellStart"/>
+            <w:r>
+              <w:rPr>
+                <w:b/>
+                <w:bCs/>
+              </w:rPr>
+              <w:t>Coaching</w:t>
+            </w:r>
+            <w:proofErr w:type="spellEnd"/>
+            <w:r>
+              <w:rPr>
+                <w:b/>
+                <w:bCs/>
+              </w:rPr>
+              <w:t xml:space="preserve"> &amp; </w:t>
+            </w:r>
+            <w:proofErr w:type="spellStart"/>
+            <w:r>
+              <w:rPr>
+                <w:b/>
+                <w:bCs/>
+              </w:rPr>
+              <w:t>technique</w:t>
+            </w:r>
+            <w:proofErr w:type="spellEnd"/>
+          </w:p>
+        </w:tc>
+      </w:tr>
+      <w:tr>
+        <w:trPr>
+          <w:tblCellSpacing w:w="15" w:type="dxa"/>
+        </w:trPr>
+        <w:tc>
+          <w:tcPr>
+            <w:tcW w:w="0" w:type="auto"/>
+            <w:vAlign w:val="center"/>
+            <w:hideMark/>
+          </w:tcPr>
+          <w:p>
+            <w:r>
+              <w:t xml:space="preserve">Cognitive </w:t>
+            </w:r>
+            <w:proofErr w:type="spellStart"/>
+            <w:r>
+              <w:t>load</w:t>
+            </w:r>
+            <w:proofErr w:type="spellEnd"/>
+          </w:p>
+        </w:tc>
+        <w:tc>
+          <w:tcPr>
+            <w:tcW w:w="0" w:type="auto"/>
+            <w:vAlign w:val="center"/>
+            <w:hideMark/>
+          </w:tcPr>
+          <w:p>
+            <w:r>
+              <w:t>High</w:t>
+            </w:r>
+          </w:p>
+        </w:tc>
+        <w:tc>
+          <w:tcPr>
+            <w:tcW w:w="0" w:type="auto"/>
+            <w:vAlign w:val="center"/>
+            <w:hideMark/>
+          </w:tcPr>
+          <w:p>
+            <w:proofErr w:type="spellStart"/>
+            <w:r>
+              <w:rPr>
+                <w:b/>
+                <w:bCs/>
+              </w:rPr>
+              <w:t>Low</w:t>
+            </w:r>
+            <w:proofErr w:type="spellEnd"/>
+          </w:p>
+        </w:tc>
+      </w:tr>
+      <w:tr>
+        <w:trPr>
+          <w:tblCellSpacing w:w="15" w:type="dxa"/>
+        </w:trPr>
+        <w:tc>
+          <w:tcPr>
+            <w:tcW w:w="0" w:type="auto"/>
+            <w:vAlign w:val="center"/>
+            <w:hideMark/>
+          </w:tcPr>
+          <w:p>
+            <w:r>
+              <w:t xml:space="preserve">Data </w:t>
+            </w:r>
+            <w:proofErr w:type="spellStart"/>
+            <w:r>
+              <w:t>logging</w:t>
+            </w:r>
+            <w:proofErr w:type="spellEnd"/>
+          </w:p>
+        </w:tc>
+        <w:tc>
+          <w:tcPr>
+            <w:tcW w:w="0" w:type="auto"/>
+            <w:vAlign w:val="center"/>
+            <w:hideMark/>
+          </w:tcPr>
+          <w:p>
+            <w:proofErr w:type="spellStart"/>
+            <w:r>
+              <w:t>Manual</w:t>
+            </w:r>
+            <w:proofErr w:type="spellEnd"/>
+            <w:r>
+              <w:t xml:space="preserve"> / </w:t>
+            </w:r>
+            <w:proofErr w:type="spellStart"/>
+            <w:r>
+              <w:t>post-session</w:t>
+            </w:r>
+            <w:proofErr w:type="spellEnd"/>
+          </w:p>
+        </w:tc>
+        <w:tc>
+          <w:tcPr>
+            <w:tcW w:w="0" w:type="auto"/>
+            <w:vAlign w:val="center"/>
+            <w:hideMark/>
+          </w:tcPr>
+          <w:p>
+            <w:proofErr w:type="spellStart"/>
+            <w:r>
+              <w:rPr>
+                <w:b/>
+                <w:bCs/>
+              </w:rPr>
+              <w:t>Automatic</w:t>
+            </w:r>
+            <w:proofErr w:type="spellEnd"/>
+            <w:r>
+              <w:rPr>
+                <w:b/>
+                <w:bCs/>
+              </w:rPr>
+              <w:t xml:space="preserve"> </w:t>
+            </w:r>
+            <w:proofErr w:type="spellStart"/>
+            <w:r>
+              <w:rPr>
+                <w:b/>
+                <w:bCs/>
+              </w:rPr>
+              <w:t>during</w:t>
+            </w:r>
+            <w:proofErr w:type="spellEnd"/>
+            <w:r>
+              <w:rPr>
+                <w:b/>
+                <w:bCs/>
+              </w:rPr>
+              <w:t xml:space="preserve"> </w:t>
+            </w:r>
+            <w:proofErr w:type="spellStart"/>
+            <w:r>
+              <w:rPr>
+                <w:b/>
+                <w:bCs/>
+              </w:rPr>
+              <w:t>session</w:t>
+            </w:r>
+            <w:proofErr w:type="spellEnd"/>
+          </w:p>
+        </w:tc>
+      </w:tr>
+    </w:tbl>
+    <w:p>
+      <w:pPr>
+        <w:rPr>
+          <w:b/>
+          <w:bCs/>
+        </w:rPr>
+      </w:pPr>
+      <w:r>
+        <w:rPr>
+          <w:rFonts w:ascii="Segoe UI Emoji" w:hAnsi="Segoe UI Emoji" w:cs="Segoe UI Emoji"/>
+          <w:b/>
+          <w:bCs/>
+        </w:rPr>
+        <w:t>🔷</w:t>
+      </w:r>
+      <w:r>
+        <w:rPr>
+          <w:b/>
+          <w:bCs/>
+        </w:rPr>
+        <w:t xml:space="preserve"> </w:t>
+      </w:r>
+      <w:proofErr w:type="spellStart"/>
+      <w:r>
+        <w:rPr>
+          <w:b/>
+          <w:bCs/>
+        </w:rPr>
+        <w:t>Unique</w:t>
+      </w:r>
+      <w:proofErr w:type="spellEnd"/>
+      <w:r>
+        <w:rPr>
+          <w:b/>
+          <w:bCs/>
+        </w:rPr>
+        <w:t xml:space="preserve"> Value </w:t>
+      </w:r>
+      <w:proofErr w:type="spellStart"/>
+      <w:r>
+        <w:rPr>
+          <w:b/>
+          <w:bCs/>
+        </w:rPr>
+        <w:t>Proposition</w:t>
+      </w:r>
+      <w:proofErr w:type="spellEnd"/>
+    </w:p>
+    <w:p>
+      <w:pPr>
+        <w:numPr>
+          <w:ilvl w:val="0"/>
+          <w:numId w:val="26"/>
+        </w:numPr>
+        <w:rPr>
+          <w:lang w:val="en-US"/>
+        </w:rPr>
+      </w:pPr>
+      <w:r>
+        <w:rPr>
+          <w:b/>
+          <w:bCs/>
+          <w:lang w:val="en-US"/>
+        </w:rPr>
+        <w:t xml:space="preserve">Real-time 2×2 </w:t>
+      </w:r>
+      <w:proofErr w:type="gramStart"/>
+      <w:r>
+        <w:rPr>
+          <w:b/>
+          <w:bCs/>
+          <w:lang w:val="en-US"/>
+        </w:rPr>
+        <w:t>split-screen</w:t>
+      </w:r>
+      <w:proofErr w:type="gramEnd"/>
+      <w:r>
+        <w:rPr>
+          <w:lang w:val="en-US"/>
+        </w:rPr>
+        <w:t xml:space="preserve"> showing up to four personalized programs</w:t>
+      </w:r>
+    </w:p>
+    <w:p>
+      <w:pPr>
+        <w:numPr>
+          <w:ilvl w:val="0"/>
+          <w:numId w:val="26"/>
+        </w:numPr>
+        <w:rPr>
+          <w:lang w:val="en-US"/>
+        </w:rPr>
+      </w:pPr>
+      <w:r>
+        <w:rPr>
+          <w:b/>
+          <w:bCs/>
+          <w:lang w:val="en-US"/>
+        </w:rPr>
+        <w:t>Trainer-centric interface</w:t>
+      </w:r>
+      <w:r>
+        <w:rPr>
+          <w:lang w:val="en-US"/>
+        </w:rPr>
+        <w:t>, not client-centric</w:t>
+      </w:r>
+    </w:p>
+    <w:p>
+      <w:pPr>
+        <w:numPr>
+          <w:ilvl w:val="0"/>
+          <w:numId w:val="26"/>
+        </w:numPr>
+        <w:rPr>
+          <w:lang w:val="en-US"/>
+        </w:rPr>
+      </w:pPr>
+      <w:r>
+        <w:rPr>
+          <w:b/>
+          <w:bCs/>
+          <w:lang w:val="en-US"/>
+        </w:rPr>
+        <w:t>Built for live sessions</w:t>
+      </w:r>
+      <w:r>
+        <w:rPr>
+          <w:lang w:val="en-US"/>
+        </w:rPr>
+        <w:t>, not just planning or reporting</w:t>
+      </w:r>
+    </w:p>
+    <w:p>
+      <w:pPr>
+        <w:numPr>
+          <w:ilvl w:val="0"/>
+          <w:numId w:val="26"/>
+        </w:numPr>
+        <w:rPr>
+          <w:lang w:val="en-US"/>
+        </w:rPr>
+      </w:pPr>
+      <w:r>
+        <w:rPr>
+          <w:b/>
+          <w:bCs/>
+          <w:lang w:val="en-US"/>
+        </w:rPr>
+        <w:t>Explicitly solves group-session chaos</w:t>
+      </w:r>
+      <w:r>
+        <w:rPr>
+          <w:lang w:val="en-US"/>
+        </w:rPr>
+        <w:t>, not generic fitness tracking</w:t>
+      </w:r>
+    </w:p>
+    <w:p>
+      <w:pPr>
+        <w:rPr>
+          <w:b/>
+          <w:bCs/>
+          <w:lang w:val="en-US"/>
+        </w:rPr>
+      </w:pPr>
+      <w:r>
+        <w:rPr>
+          <w:rFonts w:ascii="Segoe UI Emoji" w:hAnsi="Segoe UI Emoji" w:cs="Segoe UI Emoji"/>
+          <w:b/>
+          <w:bCs/>
+        </w:rPr>
+        <w:t>🔷</w:t>
+      </w:r>
+      <w:r>
+        <w:rPr>
+          <w:b/>
+          <w:bCs/>
+          <w:lang w:val="en-US"/>
+        </w:rPr>
+        <w:t xml:space="preserve"> Strategic Positioning Statement</w:t>
+      </w:r>
+    </w:p>
+    <w:p>
+      <w:pPr>
+        <w:rPr>
+          <w:lang w:val="en-US"/>
+        </w:rPr>
+      </w:pPr>
+      <w:r>
+        <w:rPr>
+          <w:i/>
+          <w:iCs/>
+          <w:lang w:val="en-US"/>
+        </w:rPr>
+        <w:t xml:space="preserve">While existing platforms optimize personal training for remote or one-on-one scenarios, </w:t>
+      </w:r>
+      <w:proofErr w:type="spellStart"/>
+      <w:r>
+        <w:rPr>
+          <w:i/>
+          <w:iCs/>
+          <w:lang w:val="en-US"/>
+        </w:rPr>
+        <w:t>FitCoach</w:t>
+      </w:r>
+      <w:proofErr w:type="spellEnd"/>
+      <w:r>
+        <w:rPr>
+          <w:i/>
+          <w:iCs/>
+          <w:lang w:val="en-US"/>
+        </w:rPr>
+        <w:t xml:space="preserve"> is the first system purpose-built for real-time small group training execution, enabling trainers to manage multiple individualized programs simultaneously without distraction.</w:t>
+      </w:r>
+    </w:p>
+    <w:p>
+      <w:pPr>
+        <w:rPr>
+          <w:b/>
+          <w:bCs/>
+          <w:lang w:val="en-US"/>
+        </w:rPr>
+      </w:pPr>
+      <w:r>
+        <w:rPr>
+          <w:b/>
+          <w:bCs/>
+          <w:lang w:val="en-US"/>
+        </w:rPr>
+        <w:t xml:space="preserve">5. </w:t>
+      </w:r>
+      <w:bookmarkStart w:id="9" w:name="_Hlk218254544"/>
+      <w:r>
+        <w:rPr>
+          <w:b/>
+          <w:bCs/>
+          <w:lang w:val="en-US"/>
+        </w:rPr>
+        <w:t xml:space="preserve">One-Paragraph Summary </w:t>
+      </w:r>
+    </w:p>
+    <w:p>
+      <w:pPr>
+        <w:rPr>
+          <w:lang w:val="en-US"/>
+        </w:rPr>
+      </w:pPr>
+      <w:r>
+        <w:rPr>
+          <w:lang w:val="en-US"/>
+        </w:rPr>
+        <w:t xml:space="preserve">Existing personal training management systems such as </w:t>
+      </w:r>
+      <w:proofErr w:type="spellStart"/>
+      <w:r>
+        <w:rPr>
+          <w:lang w:val="en-US"/>
+        </w:rPr>
+        <w:t>Trainerize</w:t>
+      </w:r>
+      <w:proofErr w:type="spellEnd"/>
+      <w:r>
+        <w:rPr>
+          <w:lang w:val="en-US"/>
+        </w:rPr>
+        <w:t xml:space="preserve">, My PT Hub, </w:t>
+      </w:r>
+      <w:proofErr w:type="spellStart"/>
+      <w:r>
+        <w:rPr>
+          <w:lang w:val="en-US"/>
+        </w:rPr>
+        <w:t>TrueCoach</w:t>
+      </w:r>
+      <w:proofErr w:type="spellEnd"/>
+      <w:r>
+        <w:rPr>
+          <w:lang w:val="en-US"/>
+        </w:rPr>
+        <w:t xml:space="preserve">, and PT Distinction provide robust tools for workout programming, progress tracking, and client communication. However, these platforms are fundamentally designed for single-client interaction and remote coaching workflows. They lack real-time multi-client visibility, split-screen interfaces, and trainer-centric session views required for effective small group training. As a result, trainers conducting group sessions must switch between clients or rely on manual methods, increasing cognitive load and reducing coaching quality. </w:t>
+      </w:r>
+      <w:proofErr w:type="spellStart"/>
+      <w:r>
+        <w:rPr>
+          <w:lang w:val="en-US"/>
+        </w:rPr>
+        <w:t>FitCoach</w:t>
+      </w:r>
+      <w:proofErr w:type="spellEnd"/>
+      <w:r>
+        <w:rPr>
+          <w:lang w:val="en-US"/>
+        </w:rPr>
+        <w:t xml:space="preserve"> differentiates itself by addressing this unmet need through a real-time 2×2 split-screen interface that displays up to four personalized workout programs simultaneously, enabling efficient, focused, and high-quality small group training sessions</w:t>
+      </w:r>
+      <w:bookmarkEnd w:id="9"/>
+      <w:r>
+        <w:rPr>
+          <w:lang w:val="en-US"/>
+        </w:rPr>
+        <w:t>.</w:t>
+      </w:r>
+      <w:r>
+        <w:rPr>
+          <w:lang w:val="en-US"/>
+        </w:rPr>
+        <w:t xml:space="preserve"> </w:t>
+      </w:r>
+      <w:proofErr w:type="gramStart"/>
+      <w:r>
+        <w:rPr>
+          <w:lang w:val="en-US"/>
+        </w:rPr>
+        <w:t>*</w:t>
+      </w:r>
+      <w:proofErr w:type="gramEnd"/>
+      <w:r>
+        <w:rPr>
+          <w:lang w:val="en-US"/>
+        </w:rPr>
+        <w:t>**</w:t>
       </w:r>
     </w:p>
     <w:p>
@@ -5962,6 +8443,18 @@
         </w:rPr>
         <w:t xml:space="preserve"> Section </w:t>
       </w:r>
+      <w:r>
+        <w:rPr>
+          <w:lang w:val="en-US"/>
+        </w:rPr>
+        <w:t xml:space="preserve">10 </w:t>
+      </w:r>
+      <w:r>
+        <w:rPr>
+          <w:lang w:val="en-US"/>
+        </w:rPr>
+        <w:t>EXISTING ALTERNATIVES / COMPETITORS</w:t>
+      </w:r>
     </w:p>
     <w:p>
       <w:pPr>
@@ -5985,14 +8478,16 @@
         <w:rPr>
           <w:b/>
           <w:bCs/>
-        </w:rPr>
-      </w:pPr>
-    </w:p>
-    <w:p>
-      <w:pPr>
-        <w:rPr>
-          <w:b/>
-          <w:bCs/>
+          <w:lang w:val="en-US"/>
+        </w:rPr>
+      </w:pPr>
+    </w:p>
+    <w:p>
+      <w:pPr>
+        <w:rPr>
+          <w:b/>
+          <w:bCs/>
+          <w:lang w:val="en-US"/>
         </w:rPr>
       </w:pPr>
     </w:p>
@@ -6011,6 +8506,7 @@
         <w:rPr>
           <w:lang w:val="en-US"/>
         </w:rPr>
+        <w:lastRenderedPageBreak/>
         <w:t xml:space="preserve">Prompt: </w:t>
       </w:r>
     </w:p>
@@ -6167,7 +8663,6 @@
         <w:rPr>
           <w:lang w:val="en-US"/>
         </w:rPr>
-        <w:lastRenderedPageBreak/>
         <w:t xml:space="preserve">*** </w:t>
       </w:r>
     </w:p>
@@ -6941,6 +9436,155 @@
     </w:lvl>
   </w:abstractNum>
   <w:abstractNum w:abstractNumId="5" w15:restartNumberingAfterBreak="0">
+    <w:nsid w:val="230523E5"/>
+    <w:multiLevelType w:val="multilevel"/>
+    <w:tmpl w:val="921CE0FC"/>
+    <w:lvl w:ilvl="0">
+      <w:start w:val="1"/>
+      <w:numFmt w:val="bullet"/>
+      <w:lvlText w:val=""/>
+      <w:lvlJc w:val="left"/>
+      <w:pPr>
+        <w:tabs>
+          <w:tab w:val="num" w:pos="720"/>
+        </w:tabs>
+        <w:ind w:left="720" w:hanging="360"/>
+      </w:pPr>
+      <w:rPr>
+        <w:rFonts w:ascii="Symbol" w:hAnsi="Symbol" w:hint="default"/>
+        <w:sz w:val="20"/>
+      </w:rPr>
+    </w:lvl>
+    <w:lvl w:ilvl="1" w:tentative="1">
+      <w:start w:val="1"/>
+      <w:numFmt w:val="bullet"/>
+      <w:lvlText w:val="o"/>
+      <w:lvlJc w:val="left"/>
+      <w:pPr>
+        <w:tabs>
+          <w:tab w:val="num" w:pos="1440"/>
+        </w:tabs>
+        <w:ind w:left="1440" w:hanging="360"/>
+      </w:pPr>
+      <w:rPr>
+        <w:rFonts w:ascii="Courier New" w:hAnsi="Courier New" w:hint="default"/>
+        <w:sz w:val="20"/>
+      </w:rPr>
+    </w:lvl>
+    <w:lvl w:ilvl="2" w:tentative="1">
+      <w:start w:val="1"/>
+      <w:numFmt w:val="bullet"/>
+      <w:lvlText w:val=""/>
+      <w:lvlJc w:val="left"/>
+      <w:pPr>
+        <w:tabs>
+          <w:tab w:val="num" w:pos="2160"/>
+        </w:tabs>
+        <w:ind w:left="2160" w:hanging="360"/>
+      </w:pPr>
+      <w:rPr>
+        <w:rFonts w:ascii="Wingdings" w:hAnsi="Wingdings" w:hint="default"/>
+        <w:sz w:val="20"/>
+      </w:rPr>
+    </w:lvl>
+    <w:lvl w:ilvl="3" w:tentative="1">
+      <w:start w:val="1"/>
+      <w:numFmt w:val="bullet"/>
+      <w:lvlText w:val=""/>
+      <w:lvlJc w:val="left"/>
+      <w:pPr>
+        <w:tabs>
+          <w:tab w:val="num" w:pos="2880"/>
+        </w:tabs>
+        <w:ind w:left="2880" w:hanging="360"/>
+      </w:pPr>
+      <w:rPr>
+        <w:rFonts w:ascii="Wingdings" w:hAnsi="Wingdings" w:hint="default"/>
+        <w:sz w:val="20"/>
+      </w:rPr>
+    </w:lvl>
+    <w:lvl w:ilvl="4" w:tentative="1">
+      <w:start w:val="1"/>
+      <w:numFmt w:val="bullet"/>
+      <w:lvlText w:val=""/>
+      <w:lvlJc w:val="left"/>
+      <w:pPr>
+        <w:tabs>
+          <w:tab w:val="num" w:pos="3600"/>
+        </w:tabs>
+        <w:ind w:left="3600" w:hanging="360"/>
+      </w:pPr>
+      <w:rPr>
+        <w:rFonts w:ascii="Wingdings" w:hAnsi="Wingdings" w:hint="default"/>
+        <w:sz w:val="20"/>
+      </w:rPr>
+    </w:lvl>
+    <w:lvl w:ilvl="5" w:tentative="1">
+      <w:start w:val="1"/>
+      <w:numFmt w:val="bullet"/>
+      <w:lvlText w:val=""/>
+      <w:lvlJc w:val="left"/>
+      <w:pPr>
+        <w:tabs>
+          <w:tab w:val="num" w:pos="4320"/>
+        </w:tabs>
+        <w:ind w:left="4320" w:hanging="360"/>
+      </w:pPr>
+      <w:rPr>
+        <w:rFonts w:ascii="Wingdings" w:hAnsi="Wingdings" w:hint="default"/>
+        <w:sz w:val="20"/>
+      </w:rPr>
+    </w:lvl>
+    <w:lvl w:ilvl="6" w:tentative="1">
+      <w:start w:val="1"/>
+      <w:numFmt w:val="bullet"/>
+      <w:lvlText w:val=""/>
+      <w:lvlJc w:val="left"/>
+      <w:pPr>
+        <w:tabs>
+          <w:tab w:val="num" w:pos="5040"/>
+        </w:tabs>
+        <w:ind w:left="5040" w:hanging="360"/>
+      </w:pPr>
+      <w:rPr>
+        <w:rFonts w:ascii="Wingdings" w:hAnsi="Wingdings" w:hint="default"/>
+        <w:sz w:val="20"/>
+      </w:rPr>
+    </w:lvl>
+    <w:lvl w:ilvl="7" w:tentative="1">
+      <w:start w:val="1"/>
+      <w:numFmt w:val="bullet"/>
+      <w:lvlText w:val=""/>
+      <w:lvlJc w:val="left"/>
+      <w:pPr>
+        <w:tabs>
+          <w:tab w:val="num" w:pos="5760"/>
+        </w:tabs>
+        <w:ind w:left="5760" w:hanging="360"/>
+      </w:pPr>
+      <w:rPr>
+        <w:rFonts w:ascii="Wingdings" w:hAnsi="Wingdings" w:hint="default"/>
+        <w:sz w:val="20"/>
+      </w:rPr>
+    </w:lvl>
+    <w:lvl w:ilvl="8" w:tentative="1">
+      <w:start w:val="1"/>
+      <w:numFmt w:val="bullet"/>
+      <w:lvlText w:val=""/>
+      <w:lvlJc w:val="left"/>
+      <w:pPr>
+        <w:tabs>
+          <w:tab w:val="num" w:pos="6480"/>
+        </w:tabs>
+        <w:ind w:left="6480" w:hanging="360"/>
+      </w:pPr>
+      <w:rPr>
+        <w:rFonts w:ascii="Wingdings" w:hAnsi="Wingdings" w:hint="default"/>
+        <w:sz w:val="20"/>
+      </w:rPr>
+    </w:lvl>
+  </w:abstractNum>
+  <w:abstractNum w:abstractNumId="6" w15:restartNumberingAfterBreak="0">
     <w:nsid w:val="26F71183"/>
     <w:multiLevelType w:val="multilevel"/>
     <w:tmpl w:val="FD1475B6"/>
@@ -7089,7 +9733,7 @@
       </w:rPr>
     </w:lvl>
   </w:abstractNum>
-  <w:abstractNum w:abstractNumId="6" w15:restartNumberingAfterBreak="0">
+  <w:abstractNum w:abstractNumId="7" w15:restartNumberingAfterBreak="0">
     <w:nsid w:val="2F563843"/>
     <w:multiLevelType w:val="hybridMultilevel"/>
     <w:tmpl w:val="A7585AEE"/>
@@ -7175,10 +9819,10 @@
       </w:pPr>
     </w:lvl>
   </w:abstractNum>
-  <w:abstractNum w:abstractNumId="7" w15:restartNumberingAfterBreak="0">
+  <w:abstractNum w:abstractNumId="8" w15:restartNumberingAfterBreak="0">
     <w:nsid w:val="37032B56"/>
     <w:multiLevelType w:val="hybridMultilevel"/>
-    <w:tmpl w:val="4A8EA4B2"/>
+    <w:tmpl w:val="1342283E"/>
     <w:lvl w:ilvl="0" w:tplc="FFFFFFFF">
       <w:start w:val="1"/>
       <w:numFmt w:val="decimal"/>
@@ -7261,7 +9905,7 @@
       </w:pPr>
     </w:lvl>
   </w:abstractNum>
-  <w:abstractNum w:abstractNumId="8" w15:restartNumberingAfterBreak="0">
+  <w:abstractNum w:abstractNumId="9" w15:restartNumberingAfterBreak="0">
     <w:nsid w:val="3CD616DF"/>
     <w:multiLevelType w:val="multilevel"/>
     <w:tmpl w:val="5A60A8D8"/>
@@ -7410,7 +10054,7 @@
       </w:rPr>
     </w:lvl>
   </w:abstractNum>
-  <w:abstractNum w:abstractNumId="9" w15:restartNumberingAfterBreak="0">
+  <w:abstractNum w:abstractNumId="10" w15:restartNumberingAfterBreak="0">
     <w:nsid w:val="453F4BE1"/>
     <w:multiLevelType w:val="multilevel"/>
     <w:tmpl w:val="520AD87C"/>
@@ -7559,7 +10203,7 @@
       </w:rPr>
     </w:lvl>
   </w:abstractNum>
-  <w:abstractNum w:abstractNumId="10" w15:restartNumberingAfterBreak="0">
+  <w:abstractNum w:abstractNumId="11" w15:restartNumberingAfterBreak="0">
     <w:nsid w:val="465D1365"/>
     <w:multiLevelType w:val="hybridMultilevel"/>
     <w:tmpl w:val="E4E843C4"/>
@@ -7672,7 +10316,7 @@
       </w:rPr>
     </w:lvl>
   </w:abstractNum>
-  <w:abstractNum w:abstractNumId="11" w15:restartNumberingAfterBreak="0">
+  <w:abstractNum w:abstractNumId="12" w15:restartNumberingAfterBreak="0">
     <w:nsid w:val="4B304709"/>
     <w:multiLevelType w:val="hybridMultilevel"/>
     <w:tmpl w:val="858E0280"/>
@@ -7758,7 +10402,7 @@
       </w:pPr>
     </w:lvl>
   </w:abstractNum>
-  <w:abstractNum w:abstractNumId="12" w15:restartNumberingAfterBreak="0">
+  <w:abstractNum w:abstractNumId="13" w15:restartNumberingAfterBreak="0">
     <w:nsid w:val="4D7376F6"/>
     <w:multiLevelType w:val="multilevel"/>
     <w:tmpl w:val="0E5AD428"/>
@@ -7907,7 +10551,305 @@
       </w:rPr>
     </w:lvl>
   </w:abstractNum>
-  <w:abstractNum w:abstractNumId="13" w15:restartNumberingAfterBreak="0">
+  <w:abstractNum w:abstractNumId="14" w15:restartNumberingAfterBreak="0">
+    <w:nsid w:val="4EC34F27"/>
+    <w:multiLevelType w:val="multilevel"/>
+    <w:tmpl w:val="9A4A7600"/>
+    <w:lvl w:ilvl="0">
+      <w:start w:val="1"/>
+      <w:numFmt w:val="bullet"/>
+      <w:lvlText w:val=""/>
+      <w:lvlJc w:val="left"/>
+      <w:pPr>
+        <w:tabs>
+          <w:tab w:val="num" w:pos="720"/>
+        </w:tabs>
+        <w:ind w:left="720" w:hanging="360"/>
+      </w:pPr>
+      <w:rPr>
+        <w:rFonts w:ascii="Symbol" w:hAnsi="Symbol" w:hint="default"/>
+        <w:sz w:val="20"/>
+      </w:rPr>
+    </w:lvl>
+    <w:lvl w:ilvl="1">
+      <w:start w:val="1"/>
+      <w:numFmt w:val="bullet"/>
+      <w:lvlText w:val="o"/>
+      <w:lvlJc w:val="left"/>
+      <w:pPr>
+        <w:tabs>
+          <w:tab w:val="num" w:pos="1440"/>
+        </w:tabs>
+        <w:ind w:left="1440" w:hanging="360"/>
+      </w:pPr>
+      <w:rPr>
+        <w:rFonts w:ascii="Courier New" w:hAnsi="Courier New" w:hint="default"/>
+        <w:sz w:val="20"/>
+      </w:rPr>
+    </w:lvl>
+    <w:lvl w:ilvl="2" w:tentative="1">
+      <w:start w:val="1"/>
+      <w:numFmt w:val="bullet"/>
+      <w:lvlText w:val=""/>
+      <w:lvlJc w:val="left"/>
+      <w:pPr>
+        <w:tabs>
+          <w:tab w:val="num" w:pos="2160"/>
+        </w:tabs>
+        <w:ind w:left="2160" w:hanging="360"/>
+      </w:pPr>
+      <w:rPr>
+        <w:rFonts w:ascii="Wingdings" w:hAnsi="Wingdings" w:hint="default"/>
+        <w:sz w:val="20"/>
+      </w:rPr>
+    </w:lvl>
+    <w:lvl w:ilvl="3" w:tentative="1">
+      <w:start w:val="1"/>
+      <w:numFmt w:val="bullet"/>
+      <w:lvlText w:val=""/>
+      <w:lvlJc w:val="left"/>
+      <w:pPr>
+        <w:tabs>
+          <w:tab w:val="num" w:pos="2880"/>
+        </w:tabs>
+        <w:ind w:left="2880" w:hanging="360"/>
+      </w:pPr>
+      <w:rPr>
+        <w:rFonts w:ascii="Wingdings" w:hAnsi="Wingdings" w:hint="default"/>
+        <w:sz w:val="20"/>
+      </w:rPr>
+    </w:lvl>
+    <w:lvl w:ilvl="4" w:tentative="1">
+      <w:start w:val="1"/>
+      <w:numFmt w:val="bullet"/>
+      <w:lvlText w:val=""/>
+      <w:lvlJc w:val="left"/>
+      <w:pPr>
+        <w:tabs>
+          <w:tab w:val="num" w:pos="3600"/>
+        </w:tabs>
+        <w:ind w:left="3600" w:hanging="360"/>
+      </w:pPr>
+      <w:rPr>
+        <w:rFonts w:ascii="Wingdings" w:hAnsi="Wingdings" w:hint="default"/>
+        <w:sz w:val="20"/>
+      </w:rPr>
+    </w:lvl>
+    <w:lvl w:ilvl="5" w:tentative="1">
+      <w:start w:val="1"/>
+      <w:numFmt w:val="bullet"/>
+      <w:lvlText w:val=""/>
+      <w:lvlJc w:val="left"/>
+      <w:pPr>
+        <w:tabs>
+          <w:tab w:val="num" w:pos="4320"/>
+        </w:tabs>
+        <w:ind w:left="4320" w:hanging="360"/>
+      </w:pPr>
+      <w:rPr>
+        <w:rFonts w:ascii="Wingdings" w:hAnsi="Wingdings" w:hint="default"/>
+        <w:sz w:val="20"/>
+      </w:rPr>
+    </w:lvl>
+    <w:lvl w:ilvl="6" w:tentative="1">
+      <w:start w:val="1"/>
+      <w:numFmt w:val="bullet"/>
+      <w:lvlText w:val=""/>
+      <w:lvlJc w:val="left"/>
+      <w:pPr>
+        <w:tabs>
+          <w:tab w:val="num" w:pos="5040"/>
+        </w:tabs>
+        <w:ind w:left="5040" w:hanging="360"/>
+      </w:pPr>
+      <w:rPr>
+        <w:rFonts w:ascii="Wingdings" w:hAnsi="Wingdings" w:hint="default"/>
+        <w:sz w:val="20"/>
+      </w:rPr>
+    </w:lvl>
+    <w:lvl w:ilvl="7" w:tentative="1">
+      <w:start w:val="1"/>
+      <w:numFmt w:val="bullet"/>
+      <w:lvlText w:val=""/>
+      <w:lvlJc w:val="left"/>
+      <w:pPr>
+        <w:tabs>
+          <w:tab w:val="num" w:pos="5760"/>
+        </w:tabs>
+        <w:ind w:left="5760" w:hanging="360"/>
+      </w:pPr>
+      <w:rPr>
+        <w:rFonts w:ascii="Wingdings" w:hAnsi="Wingdings" w:hint="default"/>
+        <w:sz w:val="20"/>
+      </w:rPr>
+    </w:lvl>
+    <w:lvl w:ilvl="8" w:tentative="1">
+      <w:start w:val="1"/>
+      <w:numFmt w:val="bullet"/>
+      <w:lvlText w:val=""/>
+      <w:lvlJc w:val="left"/>
+      <w:pPr>
+        <w:tabs>
+          <w:tab w:val="num" w:pos="6480"/>
+        </w:tabs>
+        <w:ind w:left="6480" w:hanging="360"/>
+      </w:pPr>
+      <w:rPr>
+        <w:rFonts w:ascii="Wingdings" w:hAnsi="Wingdings" w:hint="default"/>
+        <w:sz w:val="20"/>
+      </w:rPr>
+    </w:lvl>
+  </w:abstractNum>
+  <w:abstractNum w:abstractNumId="15" w15:restartNumberingAfterBreak="0">
+    <w:nsid w:val="567F15FB"/>
+    <w:multiLevelType w:val="multilevel"/>
+    <w:tmpl w:val="F3ACB262"/>
+    <w:lvl w:ilvl="0">
+      <w:start w:val="1"/>
+      <w:numFmt w:val="bullet"/>
+      <w:lvlText w:val=""/>
+      <w:lvlJc w:val="left"/>
+      <w:pPr>
+        <w:tabs>
+          <w:tab w:val="num" w:pos="720"/>
+        </w:tabs>
+        <w:ind w:left="720" w:hanging="360"/>
+      </w:pPr>
+      <w:rPr>
+        <w:rFonts w:ascii="Symbol" w:hAnsi="Symbol" w:hint="default"/>
+        <w:sz w:val="20"/>
+      </w:rPr>
+    </w:lvl>
+    <w:lvl w:ilvl="1">
+      <w:start w:val="1"/>
+      <w:numFmt w:val="bullet"/>
+      <w:lvlText w:val="o"/>
+      <w:lvlJc w:val="left"/>
+      <w:pPr>
+        <w:tabs>
+          <w:tab w:val="num" w:pos="1440"/>
+        </w:tabs>
+        <w:ind w:left="1440" w:hanging="360"/>
+      </w:pPr>
+      <w:rPr>
+        <w:rFonts w:ascii="Courier New" w:hAnsi="Courier New" w:hint="default"/>
+        <w:sz w:val="20"/>
+      </w:rPr>
+    </w:lvl>
+    <w:lvl w:ilvl="2" w:tentative="1">
+      <w:start w:val="1"/>
+      <w:numFmt w:val="bullet"/>
+      <w:lvlText w:val=""/>
+      <w:lvlJc w:val="left"/>
+      <w:pPr>
+        <w:tabs>
+          <w:tab w:val="num" w:pos="2160"/>
+        </w:tabs>
+        <w:ind w:left="2160" w:hanging="360"/>
+      </w:pPr>
+      <w:rPr>
+        <w:rFonts w:ascii="Wingdings" w:hAnsi="Wingdings" w:hint="default"/>
+        <w:sz w:val="20"/>
+      </w:rPr>
+    </w:lvl>
+    <w:lvl w:ilvl="3" w:tentative="1">
+      <w:start w:val="1"/>
+      <w:numFmt w:val="bullet"/>
+      <w:lvlText w:val=""/>
+      <w:lvlJc w:val="left"/>
+      <w:pPr>
+        <w:tabs>
+          <w:tab w:val="num" w:pos="2880"/>
+        </w:tabs>
+        <w:ind w:left="2880" w:hanging="360"/>
+      </w:pPr>
+      <w:rPr>
+        <w:rFonts w:ascii="Wingdings" w:hAnsi="Wingdings" w:hint="default"/>
+        <w:sz w:val="20"/>
+      </w:rPr>
+    </w:lvl>
+    <w:lvl w:ilvl="4" w:tentative="1">
+      <w:start w:val="1"/>
+      <w:numFmt w:val="bullet"/>
+      <w:lvlText w:val=""/>
+      <w:lvlJc w:val="left"/>
+      <w:pPr>
+        <w:tabs>
+          <w:tab w:val="num" w:pos="3600"/>
+        </w:tabs>
+        <w:ind w:left="3600" w:hanging="360"/>
+      </w:pPr>
+      <w:rPr>
+        <w:rFonts w:ascii="Wingdings" w:hAnsi="Wingdings" w:hint="default"/>
+        <w:sz w:val="20"/>
+      </w:rPr>
+    </w:lvl>
+    <w:lvl w:ilvl="5" w:tentative="1">
+      <w:start w:val="1"/>
+      <w:numFmt w:val="bullet"/>
+      <w:lvlText w:val=""/>
+      <w:lvlJc w:val="left"/>
+      <w:pPr>
+        <w:tabs>
+          <w:tab w:val="num" w:pos="4320"/>
+        </w:tabs>
+        <w:ind w:left="4320" w:hanging="360"/>
+      </w:pPr>
+      <w:rPr>
+        <w:rFonts w:ascii="Wingdings" w:hAnsi="Wingdings" w:hint="default"/>
+        <w:sz w:val="20"/>
+      </w:rPr>
+    </w:lvl>
+    <w:lvl w:ilvl="6" w:tentative="1">
+      <w:start w:val="1"/>
+      <w:numFmt w:val="bullet"/>
+      <w:lvlText w:val=""/>
+      <w:lvlJc w:val="left"/>
+      <w:pPr>
+        <w:tabs>
+          <w:tab w:val="num" w:pos="5040"/>
+        </w:tabs>
+        <w:ind w:left="5040" w:hanging="360"/>
+      </w:pPr>
+      <w:rPr>
+        <w:rFonts w:ascii="Wingdings" w:hAnsi="Wingdings" w:hint="default"/>
+        <w:sz w:val="20"/>
+      </w:rPr>
+    </w:lvl>
+    <w:lvl w:ilvl="7" w:tentative="1">
+      <w:start w:val="1"/>
+      <w:numFmt w:val="bullet"/>
+      <w:lvlText w:val=""/>
+      <w:lvlJc w:val="left"/>
+      <w:pPr>
+        <w:tabs>
+          <w:tab w:val="num" w:pos="5760"/>
+        </w:tabs>
+        <w:ind w:left="5760" w:hanging="360"/>
+      </w:pPr>
+      <w:rPr>
+        <w:rFonts w:ascii="Wingdings" w:hAnsi="Wingdings" w:hint="default"/>
+        <w:sz w:val="20"/>
+      </w:rPr>
+    </w:lvl>
+    <w:lvl w:ilvl="8" w:tentative="1">
+      <w:start w:val="1"/>
+      <w:numFmt w:val="bullet"/>
+      <w:lvlText w:val=""/>
+      <w:lvlJc w:val="left"/>
+      <w:pPr>
+        <w:tabs>
+          <w:tab w:val="num" w:pos="6480"/>
+        </w:tabs>
+        <w:ind w:left="6480" w:hanging="360"/>
+      </w:pPr>
+      <w:rPr>
+        <w:rFonts w:ascii="Wingdings" w:hAnsi="Wingdings" w:hint="default"/>
+        <w:sz w:val="20"/>
+      </w:rPr>
+    </w:lvl>
+  </w:abstractNum>
+  <w:abstractNum w:abstractNumId="16" w15:restartNumberingAfterBreak="0">
     <w:nsid w:val="69066871"/>
     <w:multiLevelType w:val="hybridMultilevel"/>
     <w:tmpl w:val="858E0280"/>
@@ -7993,7 +10935,7 @@
       </w:pPr>
     </w:lvl>
   </w:abstractNum>
-  <w:abstractNum w:abstractNumId="14" w15:restartNumberingAfterBreak="0">
+  <w:abstractNum w:abstractNumId="17" w15:restartNumberingAfterBreak="0">
     <w:nsid w:val="6C1A00EC"/>
     <w:multiLevelType w:val="hybridMultilevel"/>
     <w:tmpl w:val="296C94DC"/>
@@ -8079,7 +11021,7 @@
       </w:pPr>
     </w:lvl>
   </w:abstractNum>
-  <w:abstractNum w:abstractNumId="15" w15:restartNumberingAfterBreak="0">
+  <w:abstractNum w:abstractNumId="18" w15:restartNumberingAfterBreak="0">
     <w:nsid w:val="6D1043C8"/>
     <w:multiLevelType w:val="hybridMultilevel"/>
     <w:tmpl w:val="858E0280"/>
@@ -8165,7 +11107,7 @@
       </w:pPr>
     </w:lvl>
   </w:abstractNum>
-  <w:abstractNum w:abstractNumId="16" w15:restartNumberingAfterBreak="0">
+  <w:abstractNum w:abstractNumId="19" w15:restartNumberingAfterBreak="0">
     <w:nsid w:val="6FC062CE"/>
     <w:multiLevelType w:val="hybridMultilevel"/>
     <w:tmpl w:val="858E0280"/>
@@ -8251,7 +11193,7 @@
       </w:pPr>
     </w:lvl>
   </w:abstractNum>
-  <w:abstractNum w:abstractNumId="17" w15:restartNumberingAfterBreak="0">
+  <w:abstractNum w:abstractNumId="20" w15:restartNumberingAfterBreak="0">
     <w:nsid w:val="747505D5"/>
     <w:multiLevelType w:val="hybridMultilevel"/>
     <w:tmpl w:val="3012B20C"/>
@@ -8337,7 +11279,156 @@
       </w:pPr>
     </w:lvl>
   </w:abstractNum>
-  <w:abstractNum w:abstractNumId="18" w15:restartNumberingAfterBreak="0">
+  <w:abstractNum w:abstractNumId="21" w15:restartNumberingAfterBreak="0">
+    <w:nsid w:val="76283A35"/>
+    <w:multiLevelType w:val="multilevel"/>
+    <w:tmpl w:val="A27861A4"/>
+    <w:lvl w:ilvl="0">
+      <w:start w:val="1"/>
+      <w:numFmt w:val="bullet"/>
+      <w:lvlText w:val=""/>
+      <w:lvlJc w:val="left"/>
+      <w:pPr>
+        <w:tabs>
+          <w:tab w:val="num" w:pos="720"/>
+        </w:tabs>
+        <w:ind w:left="720" w:hanging="360"/>
+      </w:pPr>
+      <w:rPr>
+        <w:rFonts w:ascii="Symbol" w:hAnsi="Symbol" w:hint="default"/>
+        <w:sz w:val="20"/>
+      </w:rPr>
+    </w:lvl>
+    <w:lvl w:ilvl="1">
+      <w:start w:val="1"/>
+      <w:numFmt w:val="bullet"/>
+      <w:lvlText w:val="o"/>
+      <w:lvlJc w:val="left"/>
+      <w:pPr>
+        <w:tabs>
+          <w:tab w:val="num" w:pos="1440"/>
+        </w:tabs>
+        <w:ind w:left="1440" w:hanging="360"/>
+      </w:pPr>
+      <w:rPr>
+        <w:rFonts w:ascii="Courier New" w:hAnsi="Courier New" w:hint="default"/>
+        <w:sz w:val="20"/>
+      </w:rPr>
+    </w:lvl>
+    <w:lvl w:ilvl="2" w:tentative="1">
+      <w:start w:val="1"/>
+      <w:numFmt w:val="bullet"/>
+      <w:lvlText w:val=""/>
+      <w:lvlJc w:val="left"/>
+      <w:pPr>
+        <w:tabs>
+          <w:tab w:val="num" w:pos="2160"/>
+        </w:tabs>
+        <w:ind w:left="2160" w:hanging="360"/>
+      </w:pPr>
+      <w:rPr>
+        <w:rFonts w:ascii="Wingdings" w:hAnsi="Wingdings" w:hint="default"/>
+        <w:sz w:val="20"/>
+      </w:rPr>
+    </w:lvl>
+    <w:lvl w:ilvl="3" w:tentative="1">
+      <w:start w:val="1"/>
+      <w:numFmt w:val="bullet"/>
+      <w:lvlText w:val=""/>
+      <w:lvlJc w:val="left"/>
+      <w:pPr>
+        <w:tabs>
+          <w:tab w:val="num" w:pos="2880"/>
+        </w:tabs>
+        <w:ind w:left="2880" w:hanging="360"/>
+      </w:pPr>
+      <w:rPr>
+        <w:rFonts w:ascii="Wingdings" w:hAnsi="Wingdings" w:hint="default"/>
+        <w:sz w:val="20"/>
+      </w:rPr>
+    </w:lvl>
+    <w:lvl w:ilvl="4" w:tentative="1">
+      <w:start w:val="1"/>
+      <w:numFmt w:val="bullet"/>
+      <w:lvlText w:val=""/>
+      <w:lvlJc w:val="left"/>
+      <w:pPr>
+        <w:tabs>
+          <w:tab w:val="num" w:pos="3600"/>
+        </w:tabs>
+        <w:ind w:left="3600" w:hanging="360"/>
+      </w:pPr>
+      <w:rPr>
+        <w:rFonts w:ascii="Wingdings" w:hAnsi="Wingdings" w:hint="default"/>
+        <w:sz w:val="20"/>
+      </w:rPr>
+    </w:lvl>
+    <w:lvl w:ilvl="5" w:tentative="1">
+      <w:start w:val="1"/>
+      <w:numFmt w:val="bullet"/>
+      <w:lvlText w:val=""/>
+      <w:lvlJc w:val="left"/>
+      <w:pPr>
+        <w:tabs>
+          <w:tab w:val="num" w:pos="4320"/>
+        </w:tabs>
+        <w:ind w:left="4320" w:hanging="360"/>
+      </w:pPr>
+      <w:rPr>
+        <w:rFonts w:ascii="Wingdings" w:hAnsi="Wingdings" w:hint="default"/>
+        <w:sz w:val="20"/>
+      </w:rPr>
+    </w:lvl>
+    <w:lvl w:ilvl="6" w:tentative="1">
+      <w:start w:val="1"/>
+      <w:numFmt w:val="bullet"/>
+      <w:lvlText w:val=""/>
+      <w:lvlJc w:val="left"/>
+      <w:pPr>
+        <w:tabs>
+          <w:tab w:val="num" w:pos="5040"/>
+        </w:tabs>
+        <w:ind w:left="5040" w:hanging="360"/>
+      </w:pPr>
+      <w:rPr>
+        <w:rFonts w:ascii="Wingdings" w:hAnsi="Wingdings" w:hint="default"/>
+        <w:sz w:val="20"/>
+      </w:rPr>
+    </w:lvl>
+    <w:lvl w:ilvl="7" w:tentative="1">
+      <w:start w:val="1"/>
+      <w:numFmt w:val="bullet"/>
+      <w:lvlText w:val=""/>
+      <w:lvlJc w:val="left"/>
+      <w:pPr>
+        <w:tabs>
+          <w:tab w:val="num" w:pos="5760"/>
+        </w:tabs>
+        <w:ind w:left="5760" w:hanging="360"/>
+      </w:pPr>
+      <w:rPr>
+        <w:rFonts w:ascii="Wingdings" w:hAnsi="Wingdings" w:hint="default"/>
+        <w:sz w:val="20"/>
+      </w:rPr>
+    </w:lvl>
+    <w:lvl w:ilvl="8" w:tentative="1">
+      <w:start w:val="1"/>
+      <w:numFmt w:val="bullet"/>
+      <w:lvlText w:val=""/>
+      <w:lvlJc w:val="left"/>
+      <w:pPr>
+        <w:tabs>
+          <w:tab w:val="num" w:pos="6480"/>
+        </w:tabs>
+        <w:ind w:left="6480" w:hanging="360"/>
+      </w:pPr>
+      <w:rPr>
+        <w:rFonts w:ascii="Wingdings" w:hAnsi="Wingdings" w:hint="default"/>
+        <w:sz w:val="20"/>
+      </w:rPr>
+    </w:lvl>
+  </w:abstractNum>
+  <w:abstractNum w:abstractNumId="22" w15:restartNumberingAfterBreak="0">
     <w:nsid w:val="765321D1"/>
     <w:multiLevelType w:val="hybridMultilevel"/>
     <w:tmpl w:val="FF5E784A"/>
@@ -8450,7 +11541,7 @@
       </w:rPr>
     </w:lvl>
   </w:abstractNum>
-  <w:abstractNum w:abstractNumId="19" w15:restartNumberingAfterBreak="0">
+  <w:abstractNum w:abstractNumId="23" w15:restartNumberingAfterBreak="0">
     <w:nsid w:val="78CA2A3E"/>
     <w:multiLevelType w:val="hybridMultilevel"/>
     <w:tmpl w:val="726884C2"/>
@@ -8536,26 +11627,324 @@
       </w:pPr>
     </w:lvl>
   </w:abstractNum>
+  <w:abstractNum w:abstractNumId="24" w15:restartNumberingAfterBreak="0">
+    <w:nsid w:val="7AA90A93"/>
+    <w:multiLevelType w:val="multilevel"/>
+    <w:tmpl w:val="CADA9338"/>
+    <w:lvl w:ilvl="0">
+      <w:start w:val="1"/>
+      <w:numFmt w:val="bullet"/>
+      <w:lvlText w:val=""/>
+      <w:lvlJc w:val="left"/>
+      <w:pPr>
+        <w:tabs>
+          <w:tab w:val="num" w:pos="720"/>
+        </w:tabs>
+        <w:ind w:left="720" w:hanging="360"/>
+      </w:pPr>
+      <w:rPr>
+        <w:rFonts w:ascii="Symbol" w:hAnsi="Symbol" w:hint="default"/>
+        <w:sz w:val="20"/>
+      </w:rPr>
+    </w:lvl>
+    <w:lvl w:ilvl="1">
+      <w:start w:val="1"/>
+      <w:numFmt w:val="bullet"/>
+      <w:lvlText w:val="o"/>
+      <w:lvlJc w:val="left"/>
+      <w:pPr>
+        <w:tabs>
+          <w:tab w:val="num" w:pos="1440"/>
+        </w:tabs>
+        <w:ind w:left="1440" w:hanging="360"/>
+      </w:pPr>
+      <w:rPr>
+        <w:rFonts w:ascii="Courier New" w:hAnsi="Courier New" w:hint="default"/>
+        <w:sz w:val="20"/>
+      </w:rPr>
+    </w:lvl>
+    <w:lvl w:ilvl="2" w:tentative="1">
+      <w:start w:val="1"/>
+      <w:numFmt w:val="bullet"/>
+      <w:lvlText w:val=""/>
+      <w:lvlJc w:val="left"/>
+      <w:pPr>
+        <w:tabs>
+          <w:tab w:val="num" w:pos="2160"/>
+        </w:tabs>
+        <w:ind w:left="2160" w:hanging="360"/>
+      </w:pPr>
+      <w:rPr>
+        <w:rFonts w:ascii="Wingdings" w:hAnsi="Wingdings" w:hint="default"/>
+        <w:sz w:val="20"/>
+      </w:rPr>
+    </w:lvl>
+    <w:lvl w:ilvl="3" w:tentative="1">
+      <w:start w:val="1"/>
+      <w:numFmt w:val="bullet"/>
+      <w:lvlText w:val=""/>
+      <w:lvlJc w:val="left"/>
+      <w:pPr>
+        <w:tabs>
+          <w:tab w:val="num" w:pos="2880"/>
+        </w:tabs>
+        <w:ind w:left="2880" w:hanging="360"/>
+      </w:pPr>
+      <w:rPr>
+        <w:rFonts w:ascii="Wingdings" w:hAnsi="Wingdings" w:hint="default"/>
+        <w:sz w:val="20"/>
+      </w:rPr>
+    </w:lvl>
+    <w:lvl w:ilvl="4" w:tentative="1">
+      <w:start w:val="1"/>
+      <w:numFmt w:val="bullet"/>
+      <w:lvlText w:val=""/>
+      <w:lvlJc w:val="left"/>
+      <w:pPr>
+        <w:tabs>
+          <w:tab w:val="num" w:pos="3600"/>
+        </w:tabs>
+        <w:ind w:left="3600" w:hanging="360"/>
+      </w:pPr>
+      <w:rPr>
+        <w:rFonts w:ascii="Wingdings" w:hAnsi="Wingdings" w:hint="default"/>
+        <w:sz w:val="20"/>
+      </w:rPr>
+    </w:lvl>
+    <w:lvl w:ilvl="5" w:tentative="1">
+      <w:start w:val="1"/>
+      <w:numFmt w:val="bullet"/>
+      <w:lvlText w:val=""/>
+      <w:lvlJc w:val="left"/>
+      <w:pPr>
+        <w:tabs>
+          <w:tab w:val="num" w:pos="4320"/>
+        </w:tabs>
+        <w:ind w:left="4320" w:hanging="360"/>
+      </w:pPr>
+      <w:rPr>
+        <w:rFonts w:ascii="Wingdings" w:hAnsi="Wingdings" w:hint="default"/>
+        <w:sz w:val="20"/>
+      </w:rPr>
+    </w:lvl>
+    <w:lvl w:ilvl="6" w:tentative="1">
+      <w:start w:val="1"/>
+      <w:numFmt w:val="bullet"/>
+      <w:lvlText w:val=""/>
+      <w:lvlJc w:val="left"/>
+      <w:pPr>
+        <w:tabs>
+          <w:tab w:val="num" w:pos="5040"/>
+        </w:tabs>
+        <w:ind w:left="5040" w:hanging="360"/>
+      </w:pPr>
+      <w:rPr>
+        <w:rFonts w:ascii="Wingdings" w:hAnsi="Wingdings" w:hint="default"/>
+        <w:sz w:val="20"/>
+      </w:rPr>
+    </w:lvl>
+    <w:lvl w:ilvl="7" w:tentative="1">
+      <w:start w:val="1"/>
+      <w:numFmt w:val="bullet"/>
+      <w:lvlText w:val=""/>
+      <w:lvlJc w:val="left"/>
+      <w:pPr>
+        <w:tabs>
+          <w:tab w:val="num" w:pos="5760"/>
+        </w:tabs>
+        <w:ind w:left="5760" w:hanging="360"/>
+      </w:pPr>
+      <w:rPr>
+        <w:rFonts w:ascii="Wingdings" w:hAnsi="Wingdings" w:hint="default"/>
+        <w:sz w:val="20"/>
+      </w:rPr>
+    </w:lvl>
+    <w:lvl w:ilvl="8" w:tentative="1">
+      <w:start w:val="1"/>
+      <w:numFmt w:val="bullet"/>
+      <w:lvlText w:val=""/>
+      <w:lvlJc w:val="left"/>
+      <w:pPr>
+        <w:tabs>
+          <w:tab w:val="num" w:pos="6480"/>
+        </w:tabs>
+        <w:ind w:left="6480" w:hanging="360"/>
+      </w:pPr>
+      <w:rPr>
+        <w:rFonts w:ascii="Wingdings" w:hAnsi="Wingdings" w:hint="default"/>
+        <w:sz w:val="20"/>
+      </w:rPr>
+    </w:lvl>
+  </w:abstractNum>
+  <w:abstractNum w:abstractNumId="25" w15:restartNumberingAfterBreak="0">
+    <w:nsid w:val="7B3909F6"/>
+    <w:multiLevelType w:val="multilevel"/>
+    <w:tmpl w:val="8E40C2E4"/>
+    <w:lvl w:ilvl="0">
+      <w:start w:val="1"/>
+      <w:numFmt w:val="bullet"/>
+      <w:lvlText w:val=""/>
+      <w:lvlJc w:val="left"/>
+      <w:pPr>
+        <w:tabs>
+          <w:tab w:val="num" w:pos="720"/>
+        </w:tabs>
+        <w:ind w:left="720" w:hanging="360"/>
+      </w:pPr>
+      <w:rPr>
+        <w:rFonts w:ascii="Symbol" w:hAnsi="Symbol" w:hint="default"/>
+        <w:sz w:val="20"/>
+      </w:rPr>
+    </w:lvl>
+    <w:lvl w:ilvl="1">
+      <w:start w:val="1"/>
+      <w:numFmt w:val="bullet"/>
+      <w:lvlText w:val="o"/>
+      <w:lvlJc w:val="left"/>
+      <w:pPr>
+        <w:tabs>
+          <w:tab w:val="num" w:pos="1440"/>
+        </w:tabs>
+        <w:ind w:left="1440" w:hanging="360"/>
+      </w:pPr>
+      <w:rPr>
+        <w:rFonts w:ascii="Courier New" w:hAnsi="Courier New" w:hint="default"/>
+        <w:sz w:val="20"/>
+      </w:rPr>
+    </w:lvl>
+    <w:lvl w:ilvl="2" w:tentative="1">
+      <w:start w:val="1"/>
+      <w:numFmt w:val="bullet"/>
+      <w:lvlText w:val=""/>
+      <w:lvlJc w:val="left"/>
+      <w:pPr>
+        <w:tabs>
+          <w:tab w:val="num" w:pos="2160"/>
+        </w:tabs>
+        <w:ind w:left="2160" w:hanging="360"/>
+      </w:pPr>
+      <w:rPr>
+        <w:rFonts w:ascii="Wingdings" w:hAnsi="Wingdings" w:hint="default"/>
+        <w:sz w:val="20"/>
+      </w:rPr>
+    </w:lvl>
+    <w:lvl w:ilvl="3" w:tentative="1">
+      <w:start w:val="1"/>
+      <w:numFmt w:val="bullet"/>
+      <w:lvlText w:val=""/>
+      <w:lvlJc w:val="left"/>
+      <w:pPr>
+        <w:tabs>
+          <w:tab w:val="num" w:pos="2880"/>
+        </w:tabs>
+        <w:ind w:left="2880" w:hanging="360"/>
+      </w:pPr>
+      <w:rPr>
+        <w:rFonts w:ascii="Wingdings" w:hAnsi="Wingdings" w:hint="default"/>
+        <w:sz w:val="20"/>
+      </w:rPr>
+    </w:lvl>
+    <w:lvl w:ilvl="4" w:tentative="1">
+      <w:start w:val="1"/>
+      <w:numFmt w:val="bullet"/>
+      <w:lvlText w:val=""/>
+      <w:lvlJc w:val="left"/>
+      <w:pPr>
+        <w:tabs>
+          <w:tab w:val="num" w:pos="3600"/>
+        </w:tabs>
+        <w:ind w:left="3600" w:hanging="360"/>
+      </w:pPr>
+      <w:rPr>
+        <w:rFonts w:ascii="Wingdings" w:hAnsi="Wingdings" w:hint="default"/>
+        <w:sz w:val="20"/>
+      </w:rPr>
+    </w:lvl>
+    <w:lvl w:ilvl="5" w:tentative="1">
+      <w:start w:val="1"/>
+      <w:numFmt w:val="bullet"/>
+      <w:lvlText w:val=""/>
+      <w:lvlJc w:val="left"/>
+      <w:pPr>
+        <w:tabs>
+          <w:tab w:val="num" w:pos="4320"/>
+        </w:tabs>
+        <w:ind w:left="4320" w:hanging="360"/>
+      </w:pPr>
+      <w:rPr>
+        <w:rFonts w:ascii="Wingdings" w:hAnsi="Wingdings" w:hint="default"/>
+        <w:sz w:val="20"/>
+      </w:rPr>
+    </w:lvl>
+    <w:lvl w:ilvl="6" w:tentative="1">
+      <w:start w:val="1"/>
+      <w:numFmt w:val="bullet"/>
+      <w:lvlText w:val=""/>
+      <w:lvlJc w:val="left"/>
+      <w:pPr>
+        <w:tabs>
+          <w:tab w:val="num" w:pos="5040"/>
+        </w:tabs>
+        <w:ind w:left="5040" w:hanging="360"/>
+      </w:pPr>
+      <w:rPr>
+        <w:rFonts w:ascii="Wingdings" w:hAnsi="Wingdings" w:hint="default"/>
+        <w:sz w:val="20"/>
+      </w:rPr>
+    </w:lvl>
+    <w:lvl w:ilvl="7" w:tentative="1">
+      <w:start w:val="1"/>
+      <w:numFmt w:val="bullet"/>
+      <w:lvlText w:val=""/>
+      <w:lvlJc w:val="left"/>
+      <w:pPr>
+        <w:tabs>
+          <w:tab w:val="num" w:pos="5760"/>
+        </w:tabs>
+        <w:ind w:left="5760" w:hanging="360"/>
+      </w:pPr>
+      <w:rPr>
+        <w:rFonts w:ascii="Wingdings" w:hAnsi="Wingdings" w:hint="default"/>
+        <w:sz w:val="20"/>
+      </w:rPr>
+    </w:lvl>
+    <w:lvl w:ilvl="8" w:tentative="1">
+      <w:start w:val="1"/>
+      <w:numFmt w:val="bullet"/>
+      <w:lvlText w:val=""/>
+      <w:lvlJc w:val="left"/>
+      <w:pPr>
+        <w:tabs>
+          <w:tab w:val="num" w:pos="6480"/>
+        </w:tabs>
+        <w:ind w:left="6480" w:hanging="360"/>
+      </w:pPr>
+      <w:rPr>
+        <w:rFonts w:ascii="Wingdings" w:hAnsi="Wingdings" w:hint="default"/>
+        <w:sz w:val="20"/>
+      </w:rPr>
+    </w:lvl>
+  </w:abstractNum>
   <w:num w:numId="1" w16cid:durableId="1285425816">
+    <w:abstractNumId w:val="10"/>
+  </w:num>
+  <w:num w:numId="2" w16cid:durableId="747652348">
+    <w:abstractNumId w:val="6"/>
+  </w:num>
+  <w:num w:numId="3" w16cid:durableId="1939215655">
     <w:abstractNumId w:val="9"/>
   </w:num>
-  <w:num w:numId="2" w16cid:durableId="747652348">
-    <w:abstractNumId w:val="5"/>
-  </w:num>
-  <w:num w:numId="3" w16cid:durableId="1939215655">
-    <w:abstractNumId w:val="8"/>
-  </w:num>
   <w:num w:numId="4" w16cid:durableId="686910837">
-    <w:abstractNumId w:val="19"/>
+    <w:abstractNumId w:val="23"/>
   </w:num>
   <w:num w:numId="5" w16cid:durableId="848835869">
-    <w:abstractNumId w:val="6"/>
+    <w:abstractNumId w:val="7"/>
   </w:num>
   <w:num w:numId="6" w16cid:durableId="201332653">
-    <w:abstractNumId w:val="18"/>
+    <w:abstractNumId w:val="22"/>
   </w:num>
   <w:num w:numId="7" w16cid:durableId="36393343">
-    <w:abstractNumId w:val="10"/>
+    <w:abstractNumId w:val="11"/>
   </w:num>
   <w:num w:numId="8" w16cid:durableId="1604725896">
     <w:abstractNumId w:val="3"/>
@@ -8567,34 +11956,52 @@
     <w:abstractNumId w:val="0"/>
   </w:num>
   <w:num w:numId="11" w16cid:durableId="1992785618">
-    <w:abstractNumId w:val="13"/>
+    <w:abstractNumId w:val="16"/>
   </w:num>
   <w:num w:numId="12" w16cid:durableId="1173180922">
     <w:abstractNumId w:val="4"/>
   </w:num>
   <w:num w:numId="13" w16cid:durableId="1521627210">
+    <w:abstractNumId w:val="20"/>
+  </w:num>
+  <w:num w:numId="14" w16cid:durableId="757797424">
+    <w:abstractNumId w:val="8"/>
+  </w:num>
+  <w:num w:numId="15" w16cid:durableId="611673450">
     <w:abstractNumId w:val="17"/>
   </w:num>
-  <w:num w:numId="14" w16cid:durableId="757797424">
-    <w:abstractNumId w:val="7"/>
-  </w:num>
-  <w:num w:numId="15" w16cid:durableId="611673450">
-    <w:abstractNumId w:val="14"/>
-  </w:num>
   <w:num w:numId="16" w16cid:durableId="616369921">
-    <w:abstractNumId w:val="15"/>
+    <w:abstractNumId w:val="18"/>
   </w:num>
   <w:num w:numId="17" w16cid:durableId="570972215">
     <w:abstractNumId w:val="1"/>
   </w:num>
   <w:num w:numId="18" w16cid:durableId="1133982253">
-    <w:abstractNumId w:val="16"/>
+    <w:abstractNumId w:val="19"/>
   </w:num>
   <w:num w:numId="19" w16cid:durableId="2040158819">
-    <w:abstractNumId w:val="11"/>
+    <w:abstractNumId w:val="12"/>
   </w:num>
   <w:num w:numId="20" w16cid:durableId="1027680593">
-    <w:abstractNumId w:val="12"/>
+    <w:abstractNumId w:val="13"/>
+  </w:num>
+  <w:num w:numId="21" w16cid:durableId="567614901">
+    <w:abstractNumId w:val="25"/>
+  </w:num>
+  <w:num w:numId="22" w16cid:durableId="1986350768">
+    <w:abstractNumId w:val="15"/>
+  </w:num>
+  <w:num w:numId="23" w16cid:durableId="455149289">
+    <w:abstractNumId w:val="24"/>
+  </w:num>
+  <w:num w:numId="24" w16cid:durableId="864831865">
+    <w:abstractNumId w:val="14"/>
+  </w:num>
+  <w:num w:numId="25" w16cid:durableId="475922727">
+    <w:abstractNumId w:val="21"/>
+  </w:num>
+  <w:num w:numId="26" w16cid:durableId="1468012758">
+    <w:abstractNumId w:val="5"/>
   </w:num>
 </w:numbering>
 </file>
@@ -9395,6 +12802,7 @@
       <w:numPr>
         <w:ilvl w:val="1"/>
       </w:numPr>
+      <w:ind w:firstLine="709"/>
     </w:pPr>
     <w:rPr>
       <w:rFonts w:eastAsiaTheme="majorEastAsia" w:cstheme="majorBidi"/>
